--- a/resume/JoeOliveira_GameDesign_Resume.docx
+++ b/resume/JoeOliveira_GameDesign_Resume.docx
@@ -1728,33 +1728,12 @@
             </w:r>
             <w:r>
               <w:rPr>
-                <w:rStyle w:val="skn-m012right-box"/>
-                <w:rFonts w:ascii="PT Sans" w:eastAsia="PT Sans" w:hAnsi="PT Sans" w:cs="PT Sans"/>
-                <w:color w:val="595959" w:themeColor="text1" w:themeTint="A6"/>
-                <w:sz w:val="20"/>
-                <w:szCs w:val="20"/>
-              </w:rPr>
-              <w:t xml:space="preserve">Game designer with a systems brain and a builder’s mindset. I create intuitive, scalable mechanics that support exploration, progression, and strong player feedback loops. Whether tuning level flow or scripting dynamic encounters, I thrive on fast iteration, clear documentation, and collaboration. I specialize in turning rough concepts </w:t>
-            </w:r>
-            <w:r>
-              <w:rPr>
-                <w:rStyle w:val="skn-m012right-box"/>
-                <w:rFonts w:ascii="PT Sans" w:eastAsia="PT Sans" w:hAnsi="PT Sans" w:cs="PT Sans"/>
-                <w:color w:val="595959" w:themeColor="text1" w:themeTint="A6"/>
-                <w:sz w:val="20"/>
-                <w:szCs w:val="20"/>
-              </w:rPr>
-              <w:t xml:space="preserve">into polished, playable experiences through collaboration, iteration, and technical </w:t>
-            </w:r>
-            <w:r>
-              <w:rPr>
-                <w:rStyle w:val="skn-m012right-box"/>
-                <w:rFonts w:ascii="PT Sans" w:eastAsia="PT Sans" w:hAnsi="PT Sans" w:cs="PT Sans"/>
-                <w:color w:val="595959" w:themeColor="text1" w:themeTint="A6"/>
-                <w:sz w:val="20"/>
-                <w:szCs w:val="20"/>
-              </w:rPr>
-              <w:t>insight.</w:t>
+                <w:rFonts w:ascii="PT Sans" w:eastAsia="PT Sans" w:hAnsi="PT Sans" w:cs="PT Sans"/>
+                <w:color w:val="595959" w:themeColor="text1" w:themeTint="A6"/>
+                <w:sz w:val="20"/>
+                <w:szCs w:val="20"/>
+              </w:rPr>
+              <w:t>I am a generalist designer and developer that loves to take ideas and turn them into working systems. I can pick up new tools and workflows fast, I can solve any problem handed to me as logically as possible, and I've got more game concepts in my notebooks than I'll ever be able to build. My background spans years of IT and software engineering into a new path of game design, which means I bring full technical follow-through into the most creative workspaces.</w:t>
             </w:r>
           </w:p>
           <w:p>
@@ -6742,7 +6721,6 @@
   <w:style w:type="character" w:default="1" w:styleId="DefaultParagraphFont">
     <w:name w:val="Default Paragraph Font"/>
     <w:uiPriority w:val="1"/>
-    <w:semiHidden/>
     <w:unhideWhenUsed/>
   </w:style>
   <w:style w:type="table" w:default="1" w:styleId="TableNormal">

--- a/resume/JoeOliveira_GameDesign_Resume.docx
+++ b/resume/JoeOliveira_GameDesign_Resume.docx
@@ -1,6 +1,6 @@
 
 <file path=word/document.xml><?xml version="1.0" encoding="utf-8"?>
-<w:document xmlns:wpc="http://schemas.microsoft.com/office/word/2010/wordprocessingCanvas" xmlns:cx="http://schemas.microsoft.com/office/drawing/2014/chartex" xmlns:cx1="http://schemas.microsoft.com/office/drawing/2015/9/8/chartex" xmlns:cx2="http://schemas.microsoft.com/office/drawing/2015/10/21/chartex" xmlns:cx3="http://schemas.microsoft.com/office/drawing/2016/5/9/chartex" xmlns:cx4="http://schemas.microsoft.com/office/drawing/2016/5/10/chartex" xmlns:cx5="http://schemas.microsoft.com/office/drawing/2016/5/11/chartex" xmlns:cx6="http://schemas.microsoft.com/office/drawing/2016/5/12/chartex" xmlns:cx7="http://schemas.microsoft.com/office/drawing/2016/5/13/chartex" xmlns:cx8="http://schemas.microsoft.com/office/drawing/2016/5/14/chartex" xmlns:mc="http://schemas.openxmlformats.org/markup-compatibility/2006" xmlns:aink="http://schemas.microsoft.com/office/drawing/2016/ink" xmlns:am3d="http://schemas.microsoft.com/office/drawing/2017/model3d" xmlns:o="urn:schemas-microsoft-com:office:office" xmlns:oel="http://schemas.microsoft.com/office/2019/extlst" xmlns:r="http://schemas.openxmlformats.org/officeDocument/2006/relationships" xmlns:m="http://schemas.openxmlformats.org/officeDocument/2006/math" xmlns:v="urn:schemas-microsoft-com:vml" xmlns:wp14="http://schemas.microsoft.com/office/word/2010/wordprocessingDrawing" xmlns:wp="http://schemas.openxmlformats.org/drawingml/2006/wordprocessingDrawing" xmlns:w10="urn:schemas-microsoft-com:office:word" xmlns:w="http://schemas.openxmlformats.org/wordprocessingml/2006/main" xmlns:w14="http://schemas.microsoft.com/office/word/2010/wordml" xmlns:w15="http://schemas.microsoft.com/office/word/2012/wordml" xmlns:w16cex="http://schemas.microsoft.com/office/word/2018/wordml/cex" xmlns:w16cid="http://schemas.microsoft.com/office/word/2016/wordml/cid" xmlns:w16="http://schemas.microsoft.com/office/word/2018/wordml" xmlns:w16du="http://schemas.microsoft.com/office/word/2023/wordml/word16du" xmlns:w16sdtdh="http://schemas.microsoft.com/office/word/2020/wordml/sdtdatahash" xmlns:w16se="http://schemas.microsoft.com/office/word/2015/wordml/symex" xmlns:wpg="http://schemas.microsoft.com/office/word/2010/wordprocessingGroup" xmlns:wpi="http://schemas.microsoft.com/office/word/2010/wordprocessingInk" xmlns:wne="http://schemas.microsoft.com/office/word/2006/wordml" xmlns:wps="http://schemas.microsoft.com/office/word/2010/wordprocessingShape" mc:Ignorable="w14 w15 w16se w16cid w16 w16cex w16sdtdh wp14">
+<w:document xmlns:wpc="http://schemas.microsoft.com/office/word/2010/wordprocessingCanvas" xmlns:cx="http://schemas.microsoft.com/office/drawing/2014/chartex" xmlns:cx1="http://schemas.microsoft.com/office/drawing/2015/9/8/chartex" xmlns:cx2="http://schemas.microsoft.com/office/drawing/2015/10/21/chartex" xmlns:cx3="http://schemas.microsoft.com/office/drawing/2016/5/9/chartex" xmlns:cx4="http://schemas.microsoft.com/office/drawing/2016/5/10/chartex" xmlns:cx5="http://schemas.microsoft.com/office/drawing/2016/5/11/chartex" xmlns:cx6="http://schemas.microsoft.com/office/drawing/2016/5/12/chartex" xmlns:cx7="http://schemas.microsoft.com/office/drawing/2016/5/13/chartex" xmlns:cx8="http://schemas.microsoft.com/office/drawing/2016/5/14/chartex" xmlns:mc="http://schemas.openxmlformats.org/markup-compatibility/2006" xmlns:aink="http://schemas.microsoft.com/office/drawing/2016/ink" xmlns:am3d="http://schemas.microsoft.com/office/drawing/2017/model3d" xmlns:o="urn:schemas-microsoft-com:office:office" xmlns:oel="http://schemas.microsoft.com/office/2019/extlst" xmlns:r="http://schemas.openxmlformats.org/officeDocument/2006/relationships" xmlns:m="http://schemas.openxmlformats.org/officeDocument/2006/math" xmlns:v="urn:schemas-microsoft-com:vml" xmlns:wp14="http://schemas.microsoft.com/office/word/2010/wordprocessingDrawing" xmlns:wp="http://schemas.openxmlformats.org/drawingml/2006/wordprocessingDrawing" xmlns:w10="urn:schemas-microsoft-com:office:word" xmlns:w="http://schemas.openxmlformats.org/wordprocessingml/2006/main" xmlns:w14="http://schemas.microsoft.com/office/word/2010/wordml" xmlns:w15="http://schemas.microsoft.com/office/word/2012/wordml" xmlns:w16cex="http://schemas.microsoft.com/office/word/2018/wordml/cex" xmlns:w16cid="http://schemas.microsoft.com/office/word/2016/wordml/cid" xmlns:w16="http://schemas.microsoft.com/office/word/2018/wordml" xmlns:w16du="http://schemas.microsoft.com/office/word/2023/wordml/word16du" xmlns:w16sdtdh="http://schemas.microsoft.com/office/word/2020/wordml/sdtdatahash" xmlns:w16sdtfl="http://schemas.microsoft.com/office/word/2024/wordml/sdtformatlock" xmlns:w16se="http://schemas.microsoft.com/office/word/2015/wordml/symex" xmlns:wpg="http://schemas.microsoft.com/office/word/2010/wordprocessingGroup" xmlns:wpi="http://schemas.microsoft.com/office/word/2010/wordprocessingInk" xmlns:wne="http://schemas.microsoft.com/office/word/2006/wordml" xmlns:wps="http://schemas.microsoft.com/office/word/2010/wordprocessingShape" mc:Ignorable="w14 w15 w16se w16cid w16 w16cex w16sdtdh w16sdtfl w16du wp14">
   <w:body>
     <w:tbl>
       <w:tblPr>
@@ -198,29 +198,7 @@
                 <w:sz w:val="20"/>
                 <w:szCs w:val="20"/>
               </w:rPr>
-              <w:t xml:space="preserve">WWW: joexv.github.io | </w:t>
-            </w:r>
-            <w:proofErr w:type="spellStart"/>
-            <w:r>
-              <w:rPr>
-                <w:rStyle w:val="span"/>
-                <w:rFonts w:ascii="PT Sans" w:eastAsia="PT Sans" w:hAnsi="PT Sans" w:cs="PT Sans"/>
-                <w:color w:val="58585B"/>
-                <w:sz w:val="20"/>
-                <w:szCs w:val="20"/>
-              </w:rPr>
-              <w:t>cheesiest.dev</w:t>
-            </w:r>
-            <w:proofErr w:type="spellEnd"/>
-            <w:r>
-              <w:rPr>
-                <w:rStyle w:val="span"/>
-                <w:rFonts w:ascii="PT Sans" w:eastAsia="PT Sans" w:hAnsi="PT Sans" w:cs="PT Sans"/>
-                <w:color w:val="58585B"/>
-                <w:sz w:val="20"/>
-                <w:szCs w:val="20"/>
-              </w:rPr>
-              <w:t xml:space="preserve"> </w:t>
+              <w:t xml:space="preserve">WWW: joexv.github.io | cheesiest.dev </w:t>
             </w:r>
           </w:p>
           <w:p>
@@ -244,29 +222,7 @@
                 <w:sz w:val="20"/>
                 <w:szCs w:val="20"/>
               </w:rPr>
-              <w:t>WWW: linkedin.com/in/joe-</w:t>
-            </w:r>
-            <w:proofErr w:type="spellStart"/>
-            <w:r>
-              <w:rPr>
-                <w:rStyle w:val="span"/>
-                <w:rFonts w:ascii="PT Sans" w:eastAsia="PT Sans" w:hAnsi="PT Sans" w:cs="PT Sans"/>
-                <w:color w:val="58585B"/>
-                <w:sz w:val="20"/>
-                <w:szCs w:val="20"/>
-              </w:rPr>
-              <w:t>oliveira</w:t>
-            </w:r>
-            <w:proofErr w:type="spellEnd"/>
-            <w:r>
-              <w:rPr>
-                <w:rStyle w:val="span"/>
-                <w:rFonts w:ascii="PT Sans" w:eastAsia="PT Sans" w:hAnsi="PT Sans" w:cs="PT Sans"/>
-                <w:color w:val="58585B"/>
-                <w:sz w:val="20"/>
-                <w:szCs w:val="20"/>
-              </w:rPr>
-              <w:t xml:space="preserve">/ </w:t>
+              <w:t xml:space="preserve">WWW: linkedin.com/in/joe-oliveira/ </w:t>
             </w:r>
           </w:p>
           <w:p>
@@ -352,7 +308,6 @@
                 <w:szCs w:val="20"/>
               </w:rPr>
             </w:pPr>
-            <w:proofErr w:type="spellStart"/>
             <w:r>
               <w:rPr>
                 <w:rStyle w:val="span"/>
@@ -361,18 +316,7 @@
                 <w:sz w:val="20"/>
                 <w:szCs w:val="20"/>
               </w:rPr>
-              <w:t>FullSail</w:t>
-            </w:r>
-            <w:proofErr w:type="spellEnd"/>
-            <w:r>
-              <w:rPr>
-                <w:rStyle w:val="span"/>
-                <w:rFonts w:ascii="PT Sans" w:eastAsia="PT Sans" w:hAnsi="PT Sans" w:cs="PT Sans"/>
-                <w:color w:val="58585B"/>
-                <w:sz w:val="20"/>
-                <w:szCs w:val="20"/>
-              </w:rPr>
-              <w:t xml:space="preserve"> University, Winter Park, FL </w:t>
+              <w:t>FullSail University, Winter Park, FL </w:t>
             </w:r>
             <w:r>
               <w:rPr>
@@ -1017,6 +961,7 @@
                 <w:rFonts w:ascii="PT Sans" w:eastAsia="PT Sans" w:hAnsi="PT Sans" w:cs="PT Sans"/>
                 <w:shd w:val="clear" w:color="auto" w:fill="auto"/>
               </w:rPr>
+              <w:lastRenderedPageBreak/>
               <w:t>Technical Skills</w:t>
             </w:r>
           </w:p>
@@ -1692,7 +1637,6 @@
         <w:tc>
           <w:tcPr>
             <w:tcW w:w="6915" w:type="dxa"/>
-            <w:shd w:val="clear" w:color="auto" w:fill="auto"/>
             <w:tcMar>
               <w:top w:w="300" w:type="dxa"/>
               <w:left w:w="0" w:type="dxa"/>
@@ -1733,7 +1677,133 @@
                 <w:sz w:val="20"/>
                 <w:szCs w:val="20"/>
               </w:rPr>
-              <w:t>I am a generalist designer and developer that loves to take ideas and turn them into working systems. I can pick up new tools and workflows fast, I can solve any problem handed to me as logically as possible, and I've got more game concepts in my notebooks than I'll ever be able to build. My background spans years of IT and software engineering into a new path of game design, which means I bring full technical follow-through into the most creative workspaces.</w:t>
+              <w:t xml:space="preserve">I am a </w:t>
+            </w:r>
+            <w:r>
+              <w:rPr>
+                <w:rFonts w:ascii="PT Sans" w:eastAsia="PT Sans" w:hAnsi="PT Sans" w:cs="PT Sans"/>
+                <w:color w:val="595959" w:themeColor="text1" w:themeTint="A6"/>
+                <w:sz w:val="20"/>
+                <w:szCs w:val="20"/>
+              </w:rPr>
+              <w:t>combination</w:t>
+            </w:r>
+            <w:r>
+              <w:rPr>
+                <w:rFonts w:ascii="PT Sans" w:eastAsia="PT Sans" w:hAnsi="PT Sans" w:cs="PT Sans"/>
+                <w:color w:val="595959" w:themeColor="text1" w:themeTint="A6"/>
+                <w:sz w:val="20"/>
+                <w:szCs w:val="20"/>
+              </w:rPr>
+              <w:t xml:space="preserve"> designer and developer </w:t>
+            </w:r>
+            <w:r>
+              <w:rPr>
+                <w:rFonts w:ascii="PT Sans" w:eastAsia="PT Sans" w:hAnsi="PT Sans" w:cs="PT Sans"/>
+                <w:color w:val="595959" w:themeColor="text1" w:themeTint="A6"/>
+                <w:sz w:val="20"/>
+                <w:szCs w:val="20"/>
+              </w:rPr>
+              <w:t>who</w:t>
+            </w:r>
+            <w:r>
+              <w:rPr>
+                <w:rFonts w:ascii="PT Sans" w:eastAsia="PT Sans" w:hAnsi="PT Sans" w:cs="PT Sans"/>
+                <w:color w:val="595959" w:themeColor="text1" w:themeTint="A6"/>
+                <w:sz w:val="20"/>
+                <w:szCs w:val="20"/>
+              </w:rPr>
+              <w:t xml:space="preserve"> loves to</w:t>
+            </w:r>
+            <w:r>
+              <w:rPr>
+                <w:rFonts w:ascii="PT Sans" w:eastAsia="PT Sans" w:hAnsi="PT Sans" w:cs="PT Sans"/>
+                <w:color w:val="595959" w:themeColor="text1" w:themeTint="A6"/>
+                <w:sz w:val="20"/>
+                <w:szCs w:val="20"/>
+              </w:rPr>
+              <w:t xml:space="preserve"> workshop ideas and prototypes</w:t>
+            </w:r>
+            <w:r>
+              <w:rPr>
+                <w:rFonts w:ascii="PT Sans" w:eastAsia="PT Sans" w:hAnsi="PT Sans" w:cs="PT Sans"/>
+                <w:color w:val="595959" w:themeColor="text1" w:themeTint="A6"/>
+                <w:sz w:val="20"/>
+                <w:szCs w:val="20"/>
+              </w:rPr>
+              <w:t>. My background spans years of IT and software engineering</w:t>
+            </w:r>
+            <w:r>
+              <w:rPr>
+                <w:rFonts w:ascii="PT Sans" w:eastAsia="PT Sans" w:hAnsi="PT Sans" w:cs="PT Sans"/>
+                <w:color w:val="595959" w:themeColor="text1" w:themeTint="A6"/>
+                <w:sz w:val="20"/>
+                <w:szCs w:val="20"/>
+              </w:rPr>
+              <w:t>, and now I’m entering</w:t>
+            </w:r>
+            <w:r>
+              <w:rPr>
+                <w:rFonts w:ascii="PT Sans" w:eastAsia="PT Sans" w:hAnsi="PT Sans" w:cs="PT Sans"/>
+                <w:color w:val="595959" w:themeColor="text1" w:themeTint="A6"/>
+                <w:sz w:val="20"/>
+                <w:szCs w:val="20"/>
+              </w:rPr>
+              <w:t xml:space="preserve"> into a new path of game design, which means I bring</w:t>
+            </w:r>
+            <w:r>
+              <w:rPr>
+                <w:rFonts w:ascii="PT Sans" w:eastAsia="PT Sans" w:hAnsi="PT Sans" w:cs="PT Sans"/>
+                <w:color w:val="595959" w:themeColor="text1" w:themeTint="A6"/>
+                <w:sz w:val="20"/>
+                <w:szCs w:val="20"/>
+              </w:rPr>
+              <w:t xml:space="preserve"> a</w:t>
+            </w:r>
+            <w:r>
+              <w:rPr>
+                <w:rFonts w:ascii="PT Sans" w:eastAsia="PT Sans" w:hAnsi="PT Sans" w:cs="PT Sans"/>
+                <w:color w:val="595959" w:themeColor="text1" w:themeTint="A6"/>
+                <w:sz w:val="20"/>
+                <w:szCs w:val="20"/>
+              </w:rPr>
+              <w:t xml:space="preserve"> full technical follow-through</w:t>
+            </w:r>
+            <w:r>
+              <w:rPr>
+                <w:rFonts w:ascii="PT Sans" w:eastAsia="PT Sans" w:hAnsi="PT Sans" w:cs="PT Sans"/>
+                <w:color w:val="595959" w:themeColor="text1" w:themeTint="A6"/>
+                <w:sz w:val="20"/>
+                <w:szCs w:val="20"/>
+              </w:rPr>
+              <w:t xml:space="preserve"> from start to finish.</w:t>
+            </w:r>
+            <w:r>
+              <w:rPr>
+                <w:rFonts w:ascii="PT Sans" w:eastAsia="PT Sans" w:hAnsi="PT Sans" w:cs="PT Sans"/>
+                <w:color w:val="595959" w:themeColor="text1" w:themeTint="A6"/>
+                <w:sz w:val="20"/>
+                <w:szCs w:val="20"/>
+              </w:rPr>
+              <w:t xml:space="preserve"> </w:t>
+            </w:r>
+            <w:r>
+              <w:rPr>
+                <w:rFonts w:ascii="PT Sans" w:eastAsia="PT Sans" w:hAnsi="PT Sans" w:cs="PT Sans"/>
+                <w:color w:val="595959" w:themeColor="text1" w:themeTint="A6"/>
+                <w:sz w:val="20"/>
+                <w:szCs w:val="20"/>
+              </w:rPr>
+              <w:t>I can prototype, debug, develop and now to top it off design</w:t>
+            </w:r>
+            <w:r>
+              <w:rPr>
+                <w:rFonts w:ascii="PT Sans" w:eastAsia="PT Sans" w:hAnsi="PT Sans" w:cs="PT Sans"/>
+                <w:color w:val="595959" w:themeColor="text1" w:themeTint="A6"/>
+                <w:sz w:val="20"/>
+                <w:szCs w:val="20"/>
+              </w:rPr>
+              <w:t xml:space="preserve"> (backed with a fancy piece of paper).</w:t>
             </w:r>
           </w:p>
           <w:p>
@@ -1810,170 +1880,6 @@
                 <w:szCs w:val="22"/>
               </w:rPr>
               <w:t>Lead Systems &amp; Gameplay Designer | Full Sail Hall of Fame Game Jam</w:t>
-            </w:r>
-          </w:p>
-          <w:p>
-            <w:pPr>
-              <w:pStyle w:val="skn-m007ulli"/>
-              <w:numPr>
-                <w:ilvl w:val="0"/>
-                <w:numId w:val="12"/>
-              </w:numPr>
-              <w:spacing w:before="120" w:after="100" w:line="240" w:lineRule="auto"/>
-              <w:ind w:left="340" w:hanging="340"/>
-              <w:rPr>
-                <w:rStyle w:val="skn-m007parent-containerright-box"/>
-                <w:rFonts w:ascii="PT Sans" w:eastAsia="EB Garamond" w:hAnsi="PT Sans" w:cs="EB Garamond"/>
-                <w:color w:val="595959" w:themeColor="text1" w:themeTint="A6"/>
-                <w:sz w:val="20"/>
-                <w:szCs w:val="20"/>
-              </w:rPr>
-            </w:pPr>
-            <w:r>
-              <w:rPr>
-                <w:rStyle w:val="skn-m007parent-containerright-box"/>
-                <w:rFonts w:ascii="PT Sans" w:eastAsia="EB Garamond" w:hAnsi="PT Sans" w:cs="EB Garamond"/>
-                <w:color w:val="595959" w:themeColor="text1" w:themeTint="A6"/>
-                <w:sz w:val="20"/>
-                <w:szCs w:val="20"/>
-              </w:rPr>
-              <w:t>Directed modular building and stealth mechanics, focusing on clarity and player freedom.</w:t>
-            </w:r>
-          </w:p>
-          <w:p>
-            <w:pPr>
-              <w:pStyle w:val="skn-m007ulli"/>
-              <w:numPr>
-                <w:ilvl w:val="0"/>
-                <w:numId w:val="12"/>
-              </w:numPr>
-              <w:spacing w:after="100" w:line="240" w:lineRule="auto"/>
-              <w:ind w:left="340" w:hanging="340"/>
-              <w:rPr>
-                <w:rStyle w:val="skn-m007parent-containerright-box"/>
-                <w:rFonts w:ascii="PT Sans" w:eastAsia="EB Garamond" w:hAnsi="PT Sans" w:cs="EB Garamond"/>
-                <w:color w:val="595959" w:themeColor="text1" w:themeTint="A6"/>
-                <w:sz w:val="20"/>
-                <w:szCs w:val="20"/>
-              </w:rPr>
-            </w:pPr>
-            <w:r>
-              <w:rPr>
-                <w:rStyle w:val="skn-m007parent-containerright-box"/>
-                <w:rFonts w:ascii="PT Sans" w:eastAsia="EB Garamond" w:hAnsi="PT Sans" w:cs="EB Garamond"/>
-                <w:color w:val="595959" w:themeColor="text1" w:themeTint="A6"/>
-                <w:sz w:val="20"/>
-                <w:szCs w:val="20"/>
-              </w:rPr>
-              <w:t>Developed inventory and enemy detection systems using Blueprint scripting.</w:t>
-            </w:r>
-          </w:p>
-          <w:p>
-            <w:pPr>
-              <w:pStyle w:val="skn-m007ulli"/>
-              <w:numPr>
-                <w:ilvl w:val="0"/>
-                <w:numId w:val="12"/>
-              </w:numPr>
-              <w:spacing w:after="100" w:line="240" w:lineRule="auto"/>
-              <w:ind w:left="340" w:hanging="340"/>
-              <w:rPr>
-                <w:rStyle w:val="skn-m007parent-containerright-box"/>
-                <w:rFonts w:ascii="PT Sans" w:eastAsia="EB Garamond" w:hAnsi="PT Sans" w:cs="EB Garamond"/>
-                <w:color w:val="595959" w:themeColor="text1" w:themeTint="A6"/>
-                <w:sz w:val="20"/>
-                <w:szCs w:val="20"/>
-              </w:rPr>
-            </w:pPr>
-            <w:r>
-              <w:rPr>
-                <w:rStyle w:val="skn-m007parent-containerright-box"/>
-                <w:rFonts w:ascii="PT Sans" w:eastAsia="EB Garamond" w:hAnsi="PT Sans" w:cs="EB Garamond"/>
-                <w:color w:val="595959" w:themeColor="text1" w:themeTint="A6"/>
-                <w:sz w:val="20"/>
-                <w:szCs w:val="20"/>
-              </w:rPr>
-              <w:t>Conducted small-scale playtests with 10+ users and used feedback loops to refine level pacing.</w:t>
-            </w:r>
-          </w:p>
-          <w:p>
-            <w:pPr>
-              <w:pStyle w:val="skn-m007ullinth-last-child1"/>
-              <w:numPr>
-                <w:ilvl w:val="0"/>
-                <w:numId w:val="12"/>
-              </w:numPr>
-              <w:pBdr>
-                <w:left w:val="none" w:sz="0" w:space="6" w:color="auto"/>
-              </w:pBdr>
-              <w:spacing w:line="240" w:lineRule="auto"/>
-              <w:ind w:left="340" w:hanging="340"/>
-              <w:rPr>
-                <w:rStyle w:val="skn-m007parent-containerright-box"/>
-                <w:rFonts w:ascii="PT Sans" w:eastAsia="EB Garamond" w:hAnsi="PT Sans" w:cs="EB Garamond"/>
-                <w:color w:val="595959" w:themeColor="text1" w:themeTint="A6"/>
-                <w:sz w:val="20"/>
-                <w:szCs w:val="20"/>
-              </w:rPr>
-            </w:pPr>
-            <w:r>
-              <w:rPr>
-                <w:rStyle w:val="skn-m007parent-containerright-box"/>
-                <w:rFonts w:ascii="PT Sans" w:eastAsia="EB Garamond" w:hAnsi="PT Sans" w:cs="EB Garamond"/>
-                <w:color w:val="595959" w:themeColor="text1" w:themeTint="A6"/>
-                <w:sz w:val="20"/>
-                <w:szCs w:val="20"/>
-              </w:rPr>
-              <w:t>Achieved 3rd place among over 100 participants.</w:t>
-            </w:r>
-          </w:p>
-          <w:p>
-            <w:pPr>
-              <w:pStyle w:val="p"/>
-              <w:spacing w:line="240" w:lineRule="auto"/>
-              <w:rPr>
-                <w:rStyle w:val="skn-m007parent-containerright-box"/>
-                <w:rFonts w:ascii="PT Sans" w:eastAsia="EB Garamond" w:hAnsi="PT Sans" w:cs="EB Garamond"/>
-                <w:color w:val="016B5D"/>
-                <w:sz w:val="22"/>
-                <w:szCs w:val="22"/>
-              </w:rPr>
-            </w:pPr>
-            <w:r>
-              <w:rPr>
-                <w:rStyle w:val="Strong1"/>
-                <w:rFonts w:ascii="PT Sans" w:eastAsia="EB Garamond" w:hAnsi="PT Sans" w:cs="EB Garamond"/>
-                <w:b/>
-                <w:bCs/>
-                <w:color w:val="016B5D"/>
-                <w:sz w:val="22"/>
-                <w:szCs w:val="22"/>
-              </w:rPr>
-              <w:t>Rogue Slots</w:t>
-            </w:r>
-            <w:r>
-              <w:rPr>
-                <w:rStyle w:val="Strong1"/>
-                <w:rFonts w:ascii="PT Sans" w:eastAsia="EB Garamond" w:hAnsi="PT Sans" w:cs="EB Garamond"/>
-                <w:b/>
-                <w:bCs/>
-                <w:color w:val="016B5D"/>
-                <w:sz w:val="22"/>
-                <w:szCs w:val="22"/>
-              </w:rPr>
-              <w:br/>
-            </w:r>
-            <w:r>
-              <w:rPr>
-                <w:rStyle w:val="em"/>
-                <w:rFonts w:ascii="PT Sans" w:eastAsia="EB Garamond" w:hAnsi="PT Sans" w:cs="EB Garamond"/>
-                <w:i/>
-                <w:iCs/>
-                <w:color w:val="016B5D"/>
-                <w:sz w:val="22"/>
-                <w:szCs w:val="22"/>
-              </w:rPr>
-              <w:t>Technical, Combat &amp; Systems Designer | Full Sail University – Capstone Project</w:t>
             </w:r>
           </w:p>
           <w:p>
@@ -1984,7 +1890,6 @@
                 <w:numId w:val="13"/>
               </w:numPr>
               <w:spacing w:before="120" w:after="100" w:line="240" w:lineRule="auto"/>
-              <w:ind w:left="340" w:hanging="340"/>
               <w:rPr>
                 <w:rStyle w:val="skn-m007parent-containerright-box"/>
                 <w:rFonts w:ascii="PT Sans" w:eastAsia="EB Garamond" w:hAnsi="PT Sans" w:cs="EB Garamond"/>
@@ -2001,7 +1906,7 @@
                 <w:sz w:val="20"/>
                 <w:szCs w:val="20"/>
               </w:rPr>
-              <w:t>Led the design of a roguelike-slot hybrid combat system, blending randomness with strategic control.</w:t>
+              <w:t>Developed multiple of the in-game systems from scratch, including the building mechanic, inventory system, player stealth, and HUD systems to track the dad within a set range of the player.</w:t>
             </w:r>
           </w:p>
           <w:p>
@@ -2012,7 +1917,6 @@
                 <w:numId w:val="13"/>
               </w:numPr>
               <w:spacing w:after="100" w:line="240" w:lineRule="auto"/>
-              <w:ind w:left="340" w:hanging="340"/>
               <w:rPr>
                 <w:rStyle w:val="skn-m007parent-containerright-box"/>
                 <w:rFonts w:ascii="PT Sans" w:eastAsia="EB Garamond" w:hAnsi="PT Sans" w:cs="EB Garamond"/>
@@ -2029,63 +1933,7 @@
                 <w:sz w:val="20"/>
                 <w:szCs w:val="20"/>
               </w:rPr>
-              <w:t>Engineered scalable UE5 gameplay systems in Blueprint and C++ to support enemy encounters, reward logic, and progression pacing.</w:t>
-            </w:r>
-          </w:p>
-          <w:p>
-            <w:pPr>
-              <w:pStyle w:val="skn-m007ulli"/>
-              <w:numPr>
-                <w:ilvl w:val="0"/>
-                <w:numId w:val="13"/>
-              </w:numPr>
-              <w:spacing w:after="100" w:line="240" w:lineRule="auto"/>
-              <w:ind w:left="340" w:hanging="340"/>
-              <w:rPr>
-                <w:rStyle w:val="skn-m007parent-containerright-box"/>
-                <w:rFonts w:ascii="PT Sans" w:eastAsia="EB Garamond" w:hAnsi="PT Sans" w:cs="EB Garamond"/>
-                <w:color w:val="595959" w:themeColor="text1" w:themeTint="A6"/>
-                <w:sz w:val="20"/>
-                <w:szCs w:val="20"/>
-              </w:rPr>
-            </w:pPr>
-            <w:r>
-              <w:rPr>
-                <w:rStyle w:val="skn-m007parent-containerright-box"/>
-                <w:rFonts w:ascii="PT Sans" w:eastAsia="EB Garamond" w:hAnsi="PT Sans" w:cs="EB Garamond"/>
-                <w:color w:val="595959" w:themeColor="text1" w:themeTint="A6"/>
-                <w:sz w:val="20"/>
-                <w:szCs w:val="20"/>
-              </w:rPr>
-              <w:t>Authored detailed GDDs, feature flowcharts, and system diagrams to maintain team alignment and clarity.</w:t>
-            </w:r>
-          </w:p>
-          <w:p>
-            <w:pPr>
-              <w:pStyle w:val="skn-m007ulli"/>
-              <w:numPr>
-                <w:ilvl w:val="0"/>
-                <w:numId w:val="13"/>
-              </w:numPr>
-              <w:spacing w:after="100" w:line="240" w:lineRule="auto"/>
-              <w:ind w:left="340" w:hanging="340"/>
-              <w:rPr>
-                <w:rStyle w:val="skn-m007parent-containerright-box"/>
-                <w:rFonts w:ascii="PT Sans" w:eastAsia="EB Garamond" w:hAnsi="PT Sans" w:cs="EB Garamond"/>
-                <w:color w:val="595959" w:themeColor="text1" w:themeTint="A6"/>
-                <w:sz w:val="20"/>
-                <w:szCs w:val="20"/>
-              </w:rPr>
-            </w:pPr>
-            <w:r>
-              <w:rPr>
-                <w:rStyle w:val="skn-m007parent-containerright-box"/>
-                <w:rFonts w:ascii="PT Sans" w:eastAsia="EB Garamond" w:hAnsi="PT Sans" w:cs="EB Garamond"/>
-                <w:color w:val="595959" w:themeColor="text1" w:themeTint="A6"/>
-                <w:sz w:val="20"/>
-                <w:szCs w:val="20"/>
-              </w:rPr>
-              <w:t>Balanced multiple progression paths by integrating data from internal test metrics.</w:t>
+              <w:t>Conducted rapid prototyping and playtesting with a focus on reliable playtests for final judgement,</w:t>
             </w:r>
           </w:p>
           <w:p>
@@ -2099,7 +1947,6 @@
                 <w:left w:val="none" w:sz="0" w:space="6" w:color="auto"/>
               </w:pBdr>
               <w:spacing w:line="240" w:lineRule="auto"/>
-              <w:ind w:left="340" w:hanging="340"/>
               <w:rPr>
                 <w:rStyle w:val="skn-m007parent-containerright-box"/>
                 <w:rFonts w:ascii="PT Sans" w:eastAsia="EB Garamond" w:hAnsi="PT Sans" w:cs="EB Garamond"/>
@@ -2116,7 +1963,37 @@
                 <w:sz w:val="20"/>
                 <w:szCs w:val="20"/>
               </w:rPr>
-              <w:t>Iterated rapidly based on feedback to improve engagement, pacing, and player comprehension.</w:t>
+              <w:t>Achieved 3rd place among over 100 participants</w:t>
+            </w:r>
+            <w:r>
+              <w:rPr>
+                <w:rStyle w:val="skn-m007parent-containerright-box"/>
+                <w:rFonts w:ascii="PT Sans" w:eastAsia="EB Garamond" w:hAnsi="PT Sans" w:cs="EB Garamond"/>
+                <w:color w:val="595959" w:themeColor="text1" w:themeTint="A6"/>
+                <w:sz w:val="20"/>
+                <w:szCs w:val="20"/>
+              </w:rPr>
+              <w:t xml:space="preserve"> that included school alumni, </w:t>
+            </w:r>
+            <w:r>
+              <w:rPr>
+                <w:rStyle w:val="skn-m007parent-containerright-box"/>
+                <w:rFonts w:ascii="PT Sans" w:eastAsia="EB Garamond" w:hAnsi="PT Sans" w:cs="EB Garamond"/>
+                <w:color w:val="595959" w:themeColor="text1" w:themeTint="A6"/>
+                <w:sz w:val="20"/>
+                <w:szCs w:val="20"/>
+              </w:rPr>
+              <w:t>working professionals,</w:t>
+            </w:r>
+            <w:r>
+              <w:rPr>
+                <w:rStyle w:val="skn-m007parent-containerright-box"/>
+                <w:rFonts w:ascii="PT Sans" w:eastAsia="EB Garamond" w:hAnsi="PT Sans" w:cs="EB Garamond"/>
+                <w:color w:val="595959" w:themeColor="text1" w:themeTint="A6"/>
+                <w:sz w:val="20"/>
+                <w:szCs w:val="20"/>
+              </w:rPr>
+              <w:t xml:space="preserve"> and current students.</w:t>
             </w:r>
           </w:p>
           <w:p>
@@ -2141,7 +2018,7 @@
                 <w:sz w:val="22"/>
                 <w:szCs w:val="22"/>
               </w:rPr>
-              <w:t>Mechanic's Inferno</w:t>
+              <w:t>Rogue Slots</w:t>
             </w:r>
             <w:r>
               <w:rPr>
@@ -2165,7 +2042,7 @@
                 <w:sz w:val="22"/>
                 <w:szCs w:val="22"/>
               </w:rPr>
-              <w:t xml:space="preserve">Level &amp; Systems Designer | </w:t>
+              <w:t xml:space="preserve">Technical, Combat &amp; Systems Designer | </w:t>
             </w:r>
             <w:r>
               <w:rPr>
@@ -2177,7 +2054,19 @@
                 <w:sz w:val="22"/>
                 <w:szCs w:val="22"/>
               </w:rPr>
-              <w:t>IPM Project</w:t>
+              <w:br/>
+            </w:r>
+            <w:r>
+              <w:rPr>
+                <w:rStyle w:val="em"/>
+                <w:rFonts w:ascii="PT Sans" w:eastAsia="EB Garamond" w:hAnsi="PT Sans" w:cs="EB Garamond"/>
+                <w:i/>
+                <w:iCs/>
+                <w:color w:val="016B5D"/>
+                <w:sz w:val="22"/>
+                <w:szCs w:val="22"/>
+              </w:rPr>
+              <w:t>Full Sail University – Capstone Project</w:t>
             </w:r>
           </w:p>
           <w:p>
@@ -2185,10 +2074,9 @@
               <w:pStyle w:val="skn-m007ulli"/>
               <w:numPr>
                 <w:ilvl w:val="0"/>
-                <w:numId w:val="14"/>
+                <w:numId w:val="13"/>
               </w:numPr>
               <w:spacing w:before="120" w:after="100" w:line="240" w:lineRule="auto"/>
-              <w:ind w:left="340" w:hanging="340"/>
               <w:rPr>
                 <w:rStyle w:val="skn-m007parent-containerright-box"/>
                 <w:rFonts w:ascii="PT Sans" w:eastAsia="EB Garamond" w:hAnsi="PT Sans" w:cs="EB Garamond"/>
@@ -2205,7 +2093,117 @@
                 <w:sz w:val="20"/>
                 <w:szCs w:val="20"/>
               </w:rPr>
-              <w:t>Built a solo-developed obstacle-based level focused on traversal and environmental puzzles.</w:t>
+              <w:t xml:space="preserve">I focused </w:t>
+            </w:r>
+            <w:r>
+              <w:rPr>
+                <w:rStyle w:val="skn-m007parent-containerright-box"/>
+                <w:rFonts w:ascii="PT Sans" w:eastAsia="EB Garamond" w:hAnsi="PT Sans" w:cs="EB Garamond"/>
+                <w:color w:val="595959" w:themeColor="text1" w:themeTint="A6"/>
+                <w:sz w:val="20"/>
+                <w:szCs w:val="20"/>
+              </w:rPr>
+              <w:t xml:space="preserve">my </w:t>
+            </w:r>
+            <w:r>
+              <w:rPr>
+                <w:rStyle w:val="skn-m007parent-containerright-box"/>
+                <w:rFonts w:ascii="PT Sans" w:eastAsia="EB Garamond" w:hAnsi="PT Sans" w:cs="EB Garamond"/>
+                <w:color w:val="595959" w:themeColor="text1" w:themeTint="A6"/>
+                <w:sz w:val="20"/>
+                <w:szCs w:val="20"/>
+              </w:rPr>
+              <w:t>design</w:t>
+            </w:r>
+            <w:r>
+              <w:rPr>
+                <w:rStyle w:val="skn-m007parent-containerright-box"/>
+                <w:rFonts w:ascii="PT Sans" w:eastAsia="EB Garamond" w:hAnsi="PT Sans" w:cs="EB Garamond"/>
+                <w:color w:val="595959" w:themeColor="text1" w:themeTint="A6"/>
+                <w:sz w:val="20"/>
+                <w:szCs w:val="20"/>
+              </w:rPr>
+              <w:t xml:space="preserve"> efforts</w:t>
+            </w:r>
+            <w:r>
+              <w:rPr>
+                <w:rStyle w:val="skn-m007parent-containerright-box"/>
+                <w:rFonts w:ascii="PT Sans" w:eastAsia="EB Garamond" w:hAnsi="PT Sans" w:cs="EB Garamond"/>
+                <w:color w:val="595959" w:themeColor="text1" w:themeTint="A6"/>
+                <w:sz w:val="20"/>
+                <w:szCs w:val="20"/>
+              </w:rPr>
+              <w:t xml:space="preserve"> on improving</w:t>
+            </w:r>
+            <w:r>
+              <w:rPr>
+                <w:rStyle w:val="skn-m007parent-containerright-box"/>
+                <w:rFonts w:ascii="PT Sans" w:eastAsia="EB Garamond" w:hAnsi="PT Sans" w:cs="EB Garamond"/>
+                <w:color w:val="595959" w:themeColor="text1" w:themeTint="A6"/>
+                <w:sz w:val="20"/>
+                <w:szCs w:val="20"/>
+              </w:rPr>
+              <w:t xml:space="preserve"> and creating </w:t>
+            </w:r>
+            <w:r>
+              <w:rPr>
+                <w:rStyle w:val="skn-m007parent-containerright-box"/>
+                <w:rFonts w:ascii="PT Sans" w:eastAsia="EB Garamond" w:hAnsi="PT Sans" w:cs="EB Garamond"/>
+                <w:color w:val="595959" w:themeColor="text1" w:themeTint="A6"/>
+                <w:sz w:val="20"/>
+                <w:szCs w:val="20"/>
+              </w:rPr>
+              <w:t>mechanics and creating new systems to accompany them</w:t>
+            </w:r>
+            <w:r>
+              <w:rPr>
+                <w:rStyle w:val="skn-m007parent-containerright-box"/>
+                <w:rFonts w:ascii="PT Sans" w:eastAsia="EB Garamond" w:hAnsi="PT Sans" w:cs="EB Garamond"/>
+                <w:color w:val="595959" w:themeColor="text1" w:themeTint="A6"/>
+                <w:sz w:val="20"/>
+                <w:szCs w:val="20"/>
+              </w:rPr>
+              <w:t xml:space="preserve"> such as</w:t>
+            </w:r>
+            <w:r>
+              <w:rPr>
+                <w:rStyle w:val="skn-m007parent-containerright-box"/>
+                <w:rFonts w:ascii="PT Sans" w:eastAsia="EB Garamond" w:hAnsi="PT Sans" w:cs="EB Garamond"/>
+                <w:color w:val="595959" w:themeColor="text1" w:themeTint="A6"/>
+                <w:sz w:val="20"/>
+                <w:szCs w:val="20"/>
+              </w:rPr>
+              <w:t xml:space="preserve"> the existing combat, slot machine mechanic,</w:t>
+            </w:r>
+            <w:r>
+              <w:rPr>
+                <w:rStyle w:val="skn-m007parent-containerright-box"/>
+                <w:rFonts w:ascii="PT Sans" w:eastAsia="EB Garamond" w:hAnsi="PT Sans" w:cs="EB Garamond"/>
+                <w:color w:val="595959" w:themeColor="text1" w:themeTint="A6"/>
+                <w:sz w:val="20"/>
+                <w:szCs w:val="20"/>
+              </w:rPr>
+              <w:t xml:space="preserve"> and</w:t>
+            </w:r>
+            <w:r>
+              <w:rPr>
+                <w:rStyle w:val="skn-m007parent-containerright-box"/>
+                <w:rFonts w:ascii="PT Sans" w:eastAsia="EB Garamond" w:hAnsi="PT Sans" w:cs="EB Garamond"/>
+                <w:color w:val="595959" w:themeColor="text1" w:themeTint="A6"/>
+                <w:sz w:val="20"/>
+                <w:szCs w:val="20"/>
+              </w:rPr>
+              <w:t xml:space="preserve"> enemy AI</w:t>
+            </w:r>
+            <w:r>
+              <w:rPr>
+                <w:rStyle w:val="skn-m007parent-containerright-box"/>
+                <w:rFonts w:ascii="PT Sans" w:eastAsia="EB Garamond" w:hAnsi="PT Sans" w:cs="EB Garamond"/>
+                <w:color w:val="595959" w:themeColor="text1" w:themeTint="A6"/>
+                <w:sz w:val="20"/>
+                <w:szCs w:val="20"/>
+              </w:rPr>
+              <w:t>.</w:t>
             </w:r>
           </w:p>
           <w:p>
@@ -2213,10 +2211,9 @@
               <w:pStyle w:val="skn-m007ulli"/>
               <w:numPr>
                 <w:ilvl w:val="0"/>
-                <w:numId w:val="14"/>
+                <w:numId w:val="13"/>
               </w:numPr>
-              <w:spacing w:after="100" w:line="240" w:lineRule="auto"/>
-              <w:ind w:left="340" w:hanging="340"/>
+              <w:spacing w:before="120" w:after="100" w:line="240" w:lineRule="auto"/>
               <w:rPr>
                 <w:rStyle w:val="skn-m007parent-containerright-box"/>
                 <w:rFonts w:ascii="PT Sans" w:eastAsia="EB Garamond" w:hAnsi="PT Sans" w:cs="EB Garamond"/>
@@ -2233,7 +2230,7 @@
                 <w:sz w:val="20"/>
                 <w:szCs w:val="20"/>
               </w:rPr>
-              <w:t>Implemented difficulty escalation and mechanic introduction across a short-form level flow.</w:t>
+              <w:t xml:space="preserve">My main goal was to improve on the original concept and design presented by the vison holder of the capstone project, without taking away from his core vision. </w:t>
             </w:r>
           </w:p>
           <w:p>
@@ -2241,10 +2238,9 @@
               <w:pStyle w:val="skn-m007ulli"/>
               <w:numPr>
                 <w:ilvl w:val="0"/>
-                <w:numId w:val="14"/>
+                <w:numId w:val="13"/>
               </w:numPr>
               <w:spacing w:after="100" w:line="240" w:lineRule="auto"/>
-              <w:ind w:left="340" w:hanging="340"/>
               <w:rPr>
                 <w:rStyle w:val="skn-m007parent-containerright-box"/>
                 <w:rFonts w:ascii="PT Sans" w:eastAsia="EB Garamond" w:hAnsi="PT Sans" w:cs="EB Garamond"/>
@@ -2261,7 +2257,54 @@
                 <w:sz w:val="20"/>
                 <w:szCs w:val="20"/>
               </w:rPr>
-              <w:t>Used player data and peer feedback to guide obstacle readability improvements.</w:t>
+              <w:t xml:space="preserve">Created and designed all player UI/UX, iterated through, multiple versions and ideas while trying to find a style that not only fit the game’s theme, but actively guided the player through a </w:t>
+            </w:r>
+            <w:r>
+              <w:rPr>
+                <w:rStyle w:val="skn-m007parent-containerright-box"/>
+                <w:rFonts w:ascii="PT Sans" w:eastAsia="EB Garamond" w:hAnsi="PT Sans" w:cs="EB Garamond"/>
+                <w:color w:val="595959" w:themeColor="text1" w:themeTint="A6"/>
+                <w:sz w:val="20"/>
+                <w:szCs w:val="20"/>
+              </w:rPr>
+              <w:t>horde</w:t>
+            </w:r>
+            <w:r>
+              <w:rPr>
+                <w:rStyle w:val="skn-m007parent-containerright-box"/>
+                <w:rFonts w:ascii="PT Sans" w:eastAsia="EB Garamond" w:hAnsi="PT Sans" w:cs="EB Garamond"/>
+                <w:color w:val="595959" w:themeColor="text1" w:themeTint="A6"/>
+                <w:sz w:val="20"/>
+                <w:szCs w:val="20"/>
+              </w:rPr>
+              <w:t xml:space="preserve"> of mechanics and systems without being overwhelmed.</w:t>
+            </w:r>
+          </w:p>
+          <w:p>
+            <w:pPr>
+              <w:pStyle w:val="skn-m007ulli"/>
+              <w:numPr>
+                <w:ilvl w:val="0"/>
+                <w:numId w:val="13"/>
+              </w:numPr>
+              <w:spacing w:after="100" w:line="240" w:lineRule="auto"/>
+              <w:rPr>
+                <w:rStyle w:val="skn-m007parent-containerright-box"/>
+                <w:rFonts w:ascii="PT Sans" w:eastAsia="EB Garamond" w:hAnsi="PT Sans" w:cs="EB Garamond"/>
+                <w:color w:val="595959" w:themeColor="text1" w:themeTint="A6"/>
+                <w:sz w:val="20"/>
+                <w:szCs w:val="20"/>
+              </w:rPr>
+            </w:pPr>
+            <w:r>
+              <w:rPr>
+                <w:rStyle w:val="skn-m007parent-containerright-box"/>
+                <w:rFonts w:ascii="PT Sans" w:eastAsia="EB Garamond" w:hAnsi="PT Sans" w:cs="EB Garamond"/>
+                <w:color w:val="595959" w:themeColor="text1" w:themeTint="A6"/>
+                <w:sz w:val="20"/>
+                <w:szCs w:val="20"/>
+              </w:rPr>
+              <w:t>Authored and maintained GDD and documentation on mechanic functionality, loot tables, IPM progression and changelogs.</w:t>
             </w:r>
           </w:p>
           <w:p>
@@ -2269,22 +2312,12 @@
               <w:pStyle w:val="skn-m007ullinth-last-child1"/>
               <w:numPr>
                 <w:ilvl w:val="0"/>
-                <w:numId w:val="14"/>
+                <w:numId w:val="13"/>
               </w:numPr>
               <w:pBdr>
                 <w:left w:val="none" w:sz="0" w:space="6" w:color="auto"/>
               </w:pBdr>
               <w:spacing w:line="240" w:lineRule="auto"/>
-              <w:ind w:left="340" w:hanging="340"/>
-              <w:rPr>
-                <w:rStyle w:val="Strong1"/>
-                <w:rFonts w:ascii="PT Sans" w:eastAsia="EB Garamond" w:hAnsi="PT Sans" w:cs="EB Garamond"/>
-                <w:color w:val="595959" w:themeColor="text1" w:themeTint="A6"/>
-                <w:sz w:val="20"/>
-                <w:szCs w:val="20"/>
-              </w:rPr>
-            </w:pPr>
-            <w:r>
               <w:rPr>
                 <w:rStyle w:val="skn-m007parent-containerright-box"/>
                 <w:rFonts w:ascii="PT Sans" w:eastAsia="EB Garamond" w:hAnsi="PT Sans" w:cs="EB Garamond"/>
@@ -2292,7 +2325,26 @@
                 <w:sz w:val="20"/>
                 <w:szCs w:val="20"/>
               </w:rPr>
-              <w:t>Incorporated agile design practices for mid-week feature changes and polish.</w:t>
+            </w:pPr>
+            <w:r>
+              <w:rPr>
+                <w:rStyle w:val="skn-m007parent-containerright-box"/>
+                <w:rFonts w:ascii="PT Sans" w:eastAsia="EB Garamond" w:hAnsi="PT Sans" w:cs="EB Garamond"/>
+                <w:color w:val="595959" w:themeColor="text1" w:themeTint="A6"/>
+                <w:sz w:val="20"/>
+                <w:szCs w:val="20"/>
+              </w:rPr>
+              <w:t>Iterated rapidly based on feedback to improve engagement, pacing, and player comprehension</w:t>
+            </w:r>
+            <w:r>
+              <w:rPr>
+                <w:rStyle w:val="skn-m007parent-containerright-box"/>
+                <w:rFonts w:ascii="PT Sans" w:eastAsia="EB Garamond" w:hAnsi="PT Sans" w:cs="EB Garamond"/>
+                <w:color w:val="595959" w:themeColor="text1" w:themeTint="A6"/>
+                <w:sz w:val="20"/>
+                <w:szCs w:val="20"/>
+              </w:rPr>
+              <w:t xml:space="preserve"> from other classmate’s playtests and playtests from outside sources.</w:t>
             </w:r>
           </w:p>
           <w:p>
@@ -2317,7 +2369,7 @@
                 <w:sz w:val="22"/>
                 <w:szCs w:val="22"/>
               </w:rPr>
-              <w:t>Japanese Garden</w:t>
+              <w:t>Mommy’s Monsters</w:t>
             </w:r>
             <w:r>
               <w:rPr>
@@ -2341,7 +2393,7 @@
                 <w:sz w:val="22"/>
                 <w:szCs w:val="22"/>
               </w:rPr>
-              <w:t>Level Designer | Exploration-Focused Worldbuilding Project</w:t>
+              <w:t>Solo Project | Unreal 5 &amp; Godot</w:t>
             </w:r>
           </w:p>
           <w:p>
@@ -2349,10 +2401,9 @@
               <w:pStyle w:val="skn-m007ulli"/>
               <w:numPr>
                 <w:ilvl w:val="0"/>
-                <w:numId w:val="15"/>
+                <w:numId w:val="13"/>
               </w:numPr>
               <w:spacing w:before="120" w:after="100" w:line="240" w:lineRule="auto"/>
-              <w:ind w:left="340" w:hanging="340"/>
               <w:rPr>
                 <w:rStyle w:val="skn-m007parent-containerright-box"/>
                 <w:rFonts w:ascii="PT Sans" w:eastAsia="EB Garamond" w:hAnsi="PT Sans" w:cs="EB Garamond"/>
@@ -2369,7 +2420,7 @@
                 <w:sz w:val="20"/>
                 <w:szCs w:val="20"/>
               </w:rPr>
-              <w:t>Designed and developed a tranquil, collectible-driven level emphasizing environmental storytelling.</w:t>
+              <w:t>Prototyped multi-genre game focused on being cozy and relaxing for the player.</w:t>
             </w:r>
           </w:p>
           <w:p>
@@ -2377,10 +2428,9 @@
               <w:pStyle w:val="skn-m007ulli"/>
               <w:numPr>
                 <w:ilvl w:val="0"/>
-                <w:numId w:val="15"/>
+                <w:numId w:val="13"/>
               </w:numPr>
-              <w:spacing w:after="100" w:line="240" w:lineRule="auto"/>
-              <w:ind w:left="340" w:hanging="340"/>
+              <w:spacing w:before="120" w:after="100" w:line="240" w:lineRule="auto"/>
               <w:rPr>
                 <w:rStyle w:val="skn-m007parent-containerright-box"/>
                 <w:rFonts w:ascii="PT Sans" w:eastAsia="EB Garamond" w:hAnsi="PT Sans" w:cs="EB Garamond"/>
@@ -2397,7 +2447,144 @@
                 <w:sz w:val="20"/>
                 <w:szCs w:val="20"/>
               </w:rPr>
-              <w:t>Utilized soft-gating techniques to guide player navigation and create flow.</w:t>
+              <w:t xml:space="preserve">Gameplay focuses around running an apothecary during the day then assigning duties and controlling stuffed animals that come to life by reading bedtime stories to the players son. Different stories will </w:t>
+            </w:r>
+            <w:r>
+              <w:rPr>
+                <w:rStyle w:val="skn-m007parent-containerright-box"/>
+                <w:rFonts w:ascii="PT Sans" w:eastAsia="EB Garamond" w:hAnsi="PT Sans" w:cs="EB Garamond"/>
+                <w:color w:val="595959" w:themeColor="text1" w:themeTint="A6"/>
+                <w:sz w:val="20"/>
+                <w:szCs w:val="20"/>
+              </w:rPr>
+              <w:t>affect</w:t>
+            </w:r>
+            <w:r>
+              <w:rPr>
+                <w:rStyle w:val="skn-m007parent-containerright-box"/>
+                <w:rFonts w:ascii="PT Sans" w:eastAsia="EB Garamond" w:hAnsi="PT Sans" w:cs="EB Garamond"/>
+                <w:color w:val="595959" w:themeColor="text1" w:themeTint="A6"/>
+                <w:sz w:val="20"/>
+                <w:szCs w:val="20"/>
+              </w:rPr>
+              <w:t xml:space="preserve"> what monsters are available to come to life and change what events will happen during the night.</w:t>
+            </w:r>
+          </w:p>
+          <w:p>
+            <w:pPr>
+              <w:pStyle w:val="skn-m007ulli"/>
+              <w:numPr>
+                <w:ilvl w:val="0"/>
+                <w:numId w:val="13"/>
+              </w:numPr>
+              <w:spacing w:before="120" w:after="100" w:line="240" w:lineRule="auto"/>
+              <w:rPr>
+                <w:rStyle w:val="skn-m007parent-containerright-box"/>
+                <w:rFonts w:ascii="PT Sans" w:eastAsia="EB Garamond" w:hAnsi="PT Sans" w:cs="EB Garamond"/>
+                <w:color w:val="595959" w:themeColor="text1" w:themeTint="A6"/>
+                <w:sz w:val="20"/>
+                <w:szCs w:val="20"/>
+              </w:rPr>
+            </w:pPr>
+            <w:r>
+              <w:rPr>
+                <w:rStyle w:val="skn-m007parent-containerright-box"/>
+                <w:rFonts w:ascii="PT Sans" w:eastAsia="EB Garamond" w:hAnsi="PT Sans" w:cs="EB Garamond"/>
+                <w:color w:val="595959" w:themeColor="text1" w:themeTint="A6"/>
+                <w:sz w:val="20"/>
+                <w:szCs w:val="20"/>
+              </w:rPr>
+              <w:t>Built from scratch in C++ and Blueprints and again in C# in Godot for experimentation and learning, I had created all the currently prototyped mechanics and systems, including the monster AI to regulate their needs and to work on tasks given by the player; overhead camera system and selection for controlling the monsters; and basic life cycle for the tasks that the monsters perform.</w:t>
+            </w:r>
+          </w:p>
+          <w:p>
+            <w:pPr>
+              <w:pStyle w:val="skn-m007ulli"/>
+              <w:numPr>
+                <w:ilvl w:val="0"/>
+                <w:numId w:val="13"/>
+              </w:numPr>
+              <w:spacing w:before="120" w:after="100" w:line="240" w:lineRule="auto"/>
+              <w:rPr>
+                <w:rStyle w:val="skn-m007parent-containerright-box"/>
+                <w:rFonts w:ascii="PT Sans" w:eastAsia="EB Garamond" w:hAnsi="PT Sans" w:cs="EB Garamond"/>
+                <w:color w:val="595959" w:themeColor="text1" w:themeTint="A6"/>
+                <w:sz w:val="20"/>
+                <w:szCs w:val="20"/>
+              </w:rPr>
+            </w:pPr>
+          </w:p>
+          <w:p>
+            <w:pPr>
+              <w:pStyle w:val="p"/>
+              <w:spacing w:line="240" w:lineRule="auto"/>
+              <w:rPr>
+                <w:rStyle w:val="skn-m007parent-containerright-box"/>
+                <w:rFonts w:ascii="PT Sans" w:eastAsia="EB Garamond" w:hAnsi="PT Sans" w:cs="EB Garamond"/>
+                <w:color w:val="016B5D"/>
+                <w:sz w:val="22"/>
+                <w:szCs w:val="22"/>
+              </w:rPr>
+            </w:pPr>
+            <w:r>
+              <w:rPr>
+                <w:rStyle w:val="Strong1"/>
+                <w:rFonts w:ascii="PT Sans" w:eastAsia="EB Garamond" w:hAnsi="PT Sans" w:cs="EB Garamond"/>
+                <w:b/>
+                <w:bCs/>
+                <w:color w:val="016B5D"/>
+                <w:sz w:val="22"/>
+                <w:szCs w:val="22"/>
+              </w:rPr>
+              <w:t>Japanese Garden</w:t>
+            </w:r>
+            <w:r>
+              <w:rPr>
+                <w:rStyle w:val="Strong1"/>
+                <w:rFonts w:ascii="PT Sans" w:eastAsia="EB Garamond" w:hAnsi="PT Sans" w:cs="EB Garamond"/>
+                <w:b/>
+                <w:bCs/>
+                <w:color w:val="016B5D"/>
+                <w:sz w:val="22"/>
+                <w:szCs w:val="22"/>
+              </w:rPr>
+              <w:br/>
+            </w:r>
+            <w:r>
+              <w:rPr>
+                <w:rStyle w:val="em"/>
+                <w:rFonts w:ascii="PT Sans" w:eastAsia="EB Garamond" w:hAnsi="PT Sans" w:cs="EB Garamond"/>
+                <w:i/>
+                <w:iCs/>
+                <w:color w:val="016B5D"/>
+                <w:sz w:val="22"/>
+                <w:szCs w:val="22"/>
+              </w:rPr>
+              <w:t xml:space="preserve">Level Designer | Exploration-Focused Worldbuilding </w:t>
+            </w:r>
+            <w:r>
+              <w:rPr>
+                <w:rStyle w:val="em"/>
+                <w:rFonts w:ascii="PT Sans" w:eastAsia="EB Garamond" w:hAnsi="PT Sans" w:cs="EB Garamond"/>
+                <w:i/>
+                <w:iCs/>
+                <w:color w:val="016B5D"/>
+                <w:sz w:val="22"/>
+                <w:szCs w:val="22"/>
+              </w:rPr>
+              <w:t xml:space="preserve">School </w:t>
+            </w:r>
+            <w:r>
+              <w:rPr>
+                <w:rStyle w:val="em"/>
+                <w:rFonts w:ascii="PT Sans" w:eastAsia="EB Garamond" w:hAnsi="PT Sans" w:cs="EB Garamond"/>
+                <w:i/>
+                <w:iCs/>
+                <w:color w:val="016B5D"/>
+                <w:sz w:val="22"/>
+                <w:szCs w:val="22"/>
+              </w:rPr>
+              <w:t>Project</w:t>
             </w:r>
           </w:p>
           <w:p>
@@ -2405,13 +2592,12 @@
               <w:pStyle w:val="skn-m007ullinth-last-child1"/>
               <w:numPr>
                 <w:ilvl w:val="0"/>
-                <w:numId w:val="15"/>
+                <w:numId w:val="13"/>
               </w:numPr>
               <w:pBdr>
                 <w:left w:val="none" w:sz="0" w:space="6" w:color="auto"/>
               </w:pBdr>
               <w:spacing w:line="240" w:lineRule="auto"/>
-              <w:ind w:left="340" w:hanging="340"/>
               <w:rPr>
                 <w:rStyle w:val="skn-m007parent-containerright-box"/>
                 <w:rFonts w:ascii="PT Sans" w:eastAsia="EB Garamond" w:hAnsi="PT Sans" w:cs="EB Garamond"/>
@@ -2425,20 +2611,150 @@
                 <w:rStyle w:val="skn-m007parent-containerright-box"/>
                 <w:rFonts w:ascii="PT Sans" w:eastAsia="EB Garamond" w:hAnsi="PT Sans" w:cs="EB Garamond"/>
                 <w:color w:val="595959" w:themeColor="text1" w:themeTint="A6"/>
-                <w:sz w:val="20"/>
-                <w:szCs w:val="20"/>
-              </w:rPr>
-              <w:t>Conducted test sessions and adjusted design based on observed player behavior</w:t>
-            </w:r>
-            <w:r>
-              <w:rPr>
-                <w:rStyle w:val="skn-m007parent-containerright-box"/>
-                <w:rFonts w:ascii="PT Sans" w:eastAsia="EB Garamond" w:hAnsi="PT Sans" w:cs="EB Garamond"/>
-                <w:color w:val="595959" w:themeColor="text1" w:themeTint="A6"/>
                 <w:sz w:val="22"/>
                 <w:szCs w:val="22"/>
               </w:rPr>
-              <w:t>.</w:t>
+              <w:t>Solo-developed basic</w:t>
+            </w:r>
+            <w:r>
+              <w:rPr>
+                <w:rStyle w:val="skn-m007parent-containerright-box"/>
+                <w:rFonts w:ascii="PT Sans" w:eastAsia="EB Garamond" w:hAnsi="PT Sans" w:cs="EB Garamond"/>
+                <w:color w:val="595959" w:themeColor="text1" w:themeTint="A6"/>
+                <w:sz w:val="22"/>
+                <w:szCs w:val="22"/>
+              </w:rPr>
+              <w:t xml:space="preserve"> HUD free</w:t>
+            </w:r>
+            <w:r>
+              <w:rPr>
+                <w:rStyle w:val="skn-m007parent-containerright-box"/>
+                <w:rFonts w:ascii="PT Sans" w:eastAsia="EB Garamond" w:hAnsi="PT Sans" w:cs="EB Garamond"/>
+                <w:color w:val="595959" w:themeColor="text1" w:themeTint="A6"/>
+                <w:sz w:val="22"/>
+                <w:szCs w:val="22"/>
+              </w:rPr>
+              <w:t xml:space="preserve"> </w:t>
+            </w:r>
+            <w:r>
+              <w:rPr>
+                <w:rStyle w:val="skn-m007parent-containerright-box"/>
+                <w:rFonts w:ascii="PT Sans" w:eastAsia="EB Garamond" w:hAnsi="PT Sans" w:cs="EB Garamond"/>
+                <w:color w:val="595959" w:themeColor="text1" w:themeTint="A6"/>
+                <w:sz w:val="22"/>
+                <w:szCs w:val="22"/>
+              </w:rPr>
+              <w:t>exploration</w:t>
+            </w:r>
+            <w:r>
+              <w:rPr>
+                <w:rStyle w:val="skn-m007parent-containerright-box"/>
+                <w:rFonts w:ascii="PT Sans" w:eastAsia="EB Garamond" w:hAnsi="PT Sans" w:cs="EB Garamond"/>
+                <w:color w:val="595959" w:themeColor="text1" w:themeTint="A6"/>
+                <w:sz w:val="22"/>
+                <w:szCs w:val="22"/>
+              </w:rPr>
+              <w:t xml:space="preserve"> level to showcase level design, practice gate and valve development, and to work on meshing multiple levels from other classmates into one comprehensive level.</w:t>
+            </w:r>
+          </w:p>
+          <w:p>
+            <w:pPr>
+              <w:pStyle w:val="skn-m007ullinth-last-child1"/>
+              <w:numPr>
+                <w:ilvl w:val="0"/>
+                <w:numId w:val="13"/>
+              </w:numPr>
+              <w:pBdr>
+                <w:left w:val="none" w:sz="0" w:space="6" w:color="auto"/>
+              </w:pBdr>
+              <w:spacing w:line="240" w:lineRule="auto"/>
+              <w:rPr>
+                <w:rStyle w:val="skn-m007parent-containerright-box"/>
+                <w:rFonts w:ascii="PT Sans" w:eastAsia="EB Garamond" w:hAnsi="PT Sans" w:cs="EB Garamond"/>
+                <w:color w:val="595959" w:themeColor="text1" w:themeTint="A6"/>
+                <w:sz w:val="22"/>
+                <w:szCs w:val="22"/>
+              </w:rPr>
+            </w:pPr>
+            <w:r>
+              <w:rPr>
+                <w:rStyle w:val="skn-m007parent-containerright-box"/>
+                <w:rFonts w:ascii="PT Sans" w:eastAsia="EB Garamond" w:hAnsi="PT Sans" w:cs="EB Garamond"/>
+                <w:color w:val="595959" w:themeColor="text1" w:themeTint="A6"/>
+                <w:sz w:val="22"/>
+                <w:szCs w:val="22"/>
+              </w:rPr>
+              <w:t>Level was run through entire design process, starting from story boarding, to block mesh, to final designs having multiple iterations using assets created by hand or from the Unreal store.</w:t>
+            </w:r>
+          </w:p>
+          <w:p>
+            <w:pPr>
+              <w:pStyle w:val="skn-m007ullinth-last-child1"/>
+              <w:numPr>
+                <w:ilvl w:val="0"/>
+                <w:numId w:val="13"/>
+              </w:numPr>
+              <w:pBdr>
+                <w:left w:val="none" w:sz="0" w:space="6" w:color="auto"/>
+              </w:pBdr>
+              <w:spacing w:line="240" w:lineRule="auto"/>
+              <w:rPr>
+                <w:rStyle w:val="skn-m007parent-containerright-box"/>
+                <w:rFonts w:ascii="PT Sans" w:eastAsia="EB Garamond" w:hAnsi="PT Sans" w:cs="EB Garamond"/>
+                <w:color w:val="595959" w:themeColor="text1" w:themeTint="A6"/>
+                <w:sz w:val="22"/>
+                <w:szCs w:val="22"/>
+              </w:rPr>
+            </w:pPr>
+            <w:r>
+              <w:rPr>
+                <w:rStyle w:val="skn-m007parent-containerright-box"/>
+                <w:rFonts w:ascii="PT Sans" w:eastAsia="EB Garamond" w:hAnsi="PT Sans" w:cs="EB Garamond"/>
+                <w:color w:val="595959" w:themeColor="text1" w:themeTint="A6"/>
+                <w:sz w:val="22"/>
+                <w:szCs w:val="22"/>
+              </w:rPr>
+              <w:t xml:space="preserve">Focused on creating many visual based design aspects like lighting and fog in order to create an atmosphere unlike other levels </w:t>
+            </w:r>
+            <w:r>
+              <w:rPr>
+                <w:rStyle w:val="skn-m007parent-containerright-box"/>
+                <w:rFonts w:ascii="PT Sans" w:eastAsia="EB Garamond" w:hAnsi="PT Sans" w:cs="EB Garamond"/>
+                <w:color w:val="595959" w:themeColor="text1" w:themeTint="A6"/>
+                <w:sz w:val="22"/>
+                <w:szCs w:val="22"/>
+              </w:rPr>
+              <w:t>created by classmates in order to try and set my design apart.</w:t>
+            </w:r>
+          </w:p>
+          <w:p>
+            <w:pPr>
+              <w:pStyle w:val="skn-m007ullinth-last-child1"/>
+              <w:numPr>
+                <w:ilvl w:val="0"/>
+                <w:numId w:val="13"/>
+              </w:numPr>
+              <w:pBdr>
+                <w:left w:val="none" w:sz="0" w:space="6" w:color="auto"/>
+              </w:pBdr>
+              <w:spacing w:line="240" w:lineRule="auto"/>
+              <w:rPr>
+                <w:rStyle w:val="skn-m007parent-containerright-box"/>
+                <w:rFonts w:ascii="PT Sans" w:eastAsia="EB Garamond" w:hAnsi="PT Sans" w:cs="EB Garamond"/>
+                <w:color w:val="595959" w:themeColor="text1" w:themeTint="A6"/>
+                <w:sz w:val="22"/>
+                <w:szCs w:val="22"/>
+              </w:rPr>
+            </w:pPr>
+            <w:r>
+              <w:rPr>
+                <w:rStyle w:val="skn-m007parent-containerright-box"/>
+                <w:rFonts w:ascii="PT Sans" w:eastAsia="EB Garamond" w:hAnsi="PT Sans" w:cs="EB Garamond"/>
+                <w:color w:val="595959" w:themeColor="text1" w:themeTint="A6"/>
+                <w:sz w:val="22"/>
+                <w:szCs w:val="22"/>
+              </w:rPr>
+              <w:t xml:space="preserve">Lighting cues and basic collect-a-thon added in to promote player exploration. </w:t>
             </w:r>
           </w:p>
           <w:p>
@@ -2458,41 +2774,304 @@
           </w:p>
           <w:p>
             <w:pPr>
-              <w:pStyle w:val="skn-m007ullinth-last-child1"/>
-              <w:pBdr>
-                <w:left w:val="none" w:sz="0" w:space="6" w:color="auto"/>
-              </w:pBdr>
-              <w:spacing w:line="220" w:lineRule="atLeast"/>
-              <w:rPr>
-                <w:rStyle w:val="skn-m007parent-containerright-box"/>
-                <w:rFonts w:ascii="PT Sans" w:eastAsia="EB Garamond" w:hAnsi="PT Sans" w:cs="EB Garamond"/>
+              <w:spacing w:line="360" w:lineRule="atLeast"/>
+              <w:textAlignment w:val="auto"/>
+              <w:rPr>
+                <w:rFonts w:ascii="PT Sans" w:eastAsia="PT Sans" w:hAnsi="PT Sans" w:cs="PT Sans"/>
+                <w:color w:val="016B5D"/>
+                <w:sz w:val="32"/>
+                <w:szCs w:val="32"/>
+              </w:rPr>
+            </w:pPr>
+            <w:r>
+              <w:rPr>
+                <w:rFonts w:ascii="PT Sans" w:eastAsia="PT Sans" w:hAnsi="PT Sans" w:cs="PT Sans"/>
+                <w:color w:val="016B5D"/>
+                <w:sz w:val="32"/>
+                <w:szCs w:val="32"/>
+              </w:rPr>
+              <w:t>Technical Experience</w:t>
+            </w:r>
+          </w:p>
+          <w:p>
+            <w:pPr>
+              <w:spacing w:after="60" w:line="220" w:lineRule="atLeast"/>
+              <w:textAlignment w:val="auto"/>
+              <w:rPr>
+                <w:rFonts w:ascii="PT Sans" w:eastAsia="EB Garamond" w:hAnsi="PT Sans" w:cs="EB Garamond"/>
+                <w:b/>
+                <w:bCs/>
+                <w:color w:val="016B5D"/>
                 <w:sz w:val="22"/>
                 <w:szCs w:val="22"/>
               </w:rPr>
             </w:pPr>
-          </w:p>
-          <w:p>
-            <w:pPr>
-              <w:pStyle w:val="skn-m012sectiontitle"/>
-              <w:pBdr>
-                <w:bottom w:val="none" w:sz="0" w:space="15" w:color="auto"/>
-              </w:pBdr>
-              <w:rPr>
-                <w:rStyle w:val="skn-m012right-box"/>
-                <w:rFonts w:ascii="PT Sans" w:eastAsia="PT Sans" w:hAnsi="PT Sans" w:cs="PT Sans"/>
-              </w:rPr>
-            </w:pPr>
-            <w:r>
-              <w:rPr>
-                <w:rStyle w:val="skn-m012right-box"/>
-                <w:rFonts w:ascii="PT Sans" w:eastAsia="PT Sans" w:hAnsi="PT Sans" w:cs="PT Sans"/>
-              </w:rPr>
-              <w:t>Technical Experience</w:t>
+            <w:r>
+              <w:rPr>
+                <w:rFonts w:ascii="PT Sans" w:eastAsia="EB Garamond" w:hAnsi="PT Sans" w:cs="EB Garamond"/>
+                <w:b/>
+                <w:bCs/>
+                <w:color w:val="016B5D"/>
+                <w:sz w:val="22"/>
+                <w:szCs w:val="22"/>
+              </w:rPr>
+              <w:t>Owner | Operator</w:t>
             </w:r>
           </w:p>
           <w:tbl>
             <w:tblPr>
-              <w:tblStyle w:val="documentright-boxjob-position"/>
+              <w:tblW w:w="6720" w:type="dxa"/>
+              <w:tblCellSpacing w:w="0" w:type="dxa"/>
+              <w:tblLayout w:type="fixed"/>
+              <w:tblCellMar>
+                <w:left w:w="0" w:type="dxa"/>
+                <w:right w:w="0" w:type="dxa"/>
+              </w:tblCellMar>
+              <w:tblLook w:val="05E0" w:firstRow="1" w:lastRow="1" w:firstColumn="1" w:lastColumn="1" w:noHBand="0" w:noVBand="1"/>
+            </w:tblPr>
+            <w:tblGrid>
+              <w:gridCol w:w="3942"/>
+              <w:gridCol w:w="720"/>
+              <w:gridCol w:w="2058"/>
+            </w:tblGrid>
+            <w:tr>
+              <w:trPr>
+                <w:tblCellSpacing w:w="0" w:type="dxa"/>
+              </w:trPr>
+              <w:tc>
+                <w:tcPr>
+                  <w:tcW w:w="3942" w:type="dxa"/>
+                  <w:hideMark/>
+                </w:tcPr>
+                <w:p>
+                  <w:pPr>
+                    <w:spacing w:line="220" w:lineRule="atLeast"/>
+                    <w:textAlignment w:val="auto"/>
+                    <w:rPr>
+                      <w:rFonts w:eastAsia="EB Garamond"/>
+                      <w:i/>
+                      <w:iCs/>
+                      <w:bdr w:val="none" w:sz="0" w:space="0" w:color="auto" w:frame="1"/>
+                    </w:rPr>
+                  </w:pPr>
+                  <w:r>
+                    <w:rPr>
+                      <w:rFonts w:ascii="PT Sans" w:eastAsia="EB Garamond" w:hAnsi="PT Sans" w:cs="EB Garamond"/>
+                      <w:i/>
+                      <w:iCs/>
+                      <w:color w:val="016B5D"/>
+                      <w:sz w:val="22"/>
+                      <w:szCs w:val="22"/>
+                      <w:bdr w:val="none" w:sz="0" w:space="0" w:color="auto" w:frame="1"/>
+                    </w:rPr>
+                    <w:t>Evergreen Tech Services</w:t>
+                  </w:r>
+                  <w:r>
+                    <w:rPr>
+                      <w:rFonts w:ascii="PT Sans" w:eastAsia="EB Garamond" w:hAnsi="PT Sans" w:cs="EB Garamond"/>
+                      <w:i/>
+                      <w:iCs/>
+                      <w:color w:val="016B5D"/>
+                      <w:sz w:val="22"/>
+                      <w:szCs w:val="22"/>
+                      <w:bdr w:val="none" w:sz="0" w:space="0" w:color="auto" w:frame="1"/>
+                    </w:rPr>
+                    <w:t>, Roseburg, OR</w:t>
+                  </w:r>
+                </w:p>
+              </w:tc>
+              <w:tc>
+                <w:tcPr>
+                  <w:tcW w:w="720" w:type="dxa"/>
+                  <w:vAlign w:val="bottom"/>
+                  <w:hideMark/>
+                </w:tcPr>
+                <w:p>
+                  <w:pPr>
+                    <w:textAlignment w:val="auto"/>
+                    <w:rPr>
+                      <w:rFonts w:ascii="PT Sans" w:eastAsia="EB Garamond" w:hAnsi="PT Sans" w:cs="EB Garamond"/>
+                      <w:i/>
+                      <w:iCs/>
+                      <w:color w:val="016B5D"/>
+                      <w:sz w:val="22"/>
+                      <w:szCs w:val="22"/>
+                      <w:bdr w:val="none" w:sz="0" w:space="0" w:color="auto" w:frame="1"/>
+                    </w:rPr>
+                  </w:pPr>
+                </w:p>
+              </w:tc>
+              <w:tc>
+                <w:tcPr>
+                  <w:tcW w:w="2058" w:type="dxa"/>
+                  <w:hideMark/>
+                </w:tcPr>
+                <w:p>
+                  <w:pPr>
+                    <w:spacing w:line="220" w:lineRule="atLeast"/>
+                    <w:ind w:right="20"/>
+                    <w:jc w:val="right"/>
+                    <w:textAlignment w:val="auto"/>
+                    <w:rPr>
+                      <w:rFonts w:ascii="PT Sans" w:eastAsia="EB Garamond" w:hAnsi="PT Sans" w:cs="EB Garamond"/>
+                      <w:i/>
+                      <w:iCs/>
+                      <w:color w:val="016B5D"/>
+                      <w:sz w:val="2"/>
+                      <w:szCs w:val="2"/>
+                    </w:rPr>
+                  </w:pPr>
+                  <w:r>
+                    <w:rPr>
+                      <w:rFonts w:ascii="PT Sans" w:eastAsia="EB Garamond" w:hAnsi="PT Sans" w:cs="EB Garamond"/>
+                      <w:i/>
+                      <w:iCs/>
+                      <w:color w:val="016B5D"/>
+                      <w:sz w:val="22"/>
+                      <w:szCs w:val="22"/>
+                      <w:bdr w:val="none" w:sz="0" w:space="0" w:color="auto" w:frame="1"/>
+                    </w:rPr>
+                    <w:t>Feb 2015</w:t>
+                  </w:r>
+                  <w:r>
+                    <w:rPr>
+                      <w:rFonts w:ascii="PT Sans" w:eastAsia="EB Garamond" w:hAnsi="PT Sans" w:cs="EB Garamond"/>
+                      <w:i/>
+                      <w:iCs/>
+                      <w:color w:val="016B5D"/>
+                      <w:sz w:val="22"/>
+                      <w:szCs w:val="22"/>
+                    </w:rPr>
+                    <w:t xml:space="preserve"> </w:t>
+                  </w:r>
+                  <w:r>
+                    <w:rPr>
+                      <w:rFonts w:ascii="PT Sans" w:eastAsia="EB Garamond" w:hAnsi="PT Sans" w:cs="EB Garamond"/>
+                      <w:i/>
+                      <w:iCs/>
+                      <w:color w:val="016B5D"/>
+                      <w:sz w:val="22"/>
+                      <w:szCs w:val="22"/>
+                      <w:bdr w:val="none" w:sz="0" w:space="0" w:color="auto" w:frame="1"/>
+                    </w:rPr>
+                    <w:t>-</w:t>
+                  </w:r>
+                  <w:r>
+                    <w:rPr>
+                      <w:rFonts w:ascii="PT Sans" w:eastAsia="EB Garamond" w:hAnsi="PT Sans" w:cs="EB Garamond"/>
+                      <w:i/>
+                      <w:iCs/>
+                      <w:color w:val="016B5D"/>
+                      <w:sz w:val="22"/>
+                      <w:szCs w:val="22"/>
+                    </w:rPr>
+                    <w:t xml:space="preserve"> </w:t>
+                  </w:r>
+                  <w:r>
+                    <w:rPr>
+                      <w:rFonts w:ascii="PT Sans" w:eastAsia="EB Garamond" w:hAnsi="PT Sans" w:cs="EB Garamond"/>
+                      <w:i/>
+                      <w:iCs/>
+                      <w:color w:val="016B5D"/>
+                      <w:sz w:val="22"/>
+                      <w:szCs w:val="22"/>
+                      <w:bdr w:val="none" w:sz="0" w:space="0" w:color="auto" w:frame="1"/>
+                    </w:rPr>
+                    <w:t>Current</w:t>
+                  </w:r>
+                </w:p>
+              </w:tc>
+            </w:tr>
+          </w:tbl>
+          <w:p>
+            <w:pPr>
+              <w:numPr>
+                <w:ilvl w:val="0"/>
+                <w:numId w:val="22"/>
+              </w:numPr>
+              <w:spacing w:before="120" w:after="100" w:line="220" w:lineRule="atLeast"/>
+              <w:ind w:left="340" w:hanging="340"/>
+              <w:textAlignment w:val="auto"/>
+              <w:rPr>
+                <w:rFonts w:ascii="PT Sans" w:eastAsia="EB Garamond" w:hAnsi="PT Sans" w:cs="EB Garamond"/>
+                <w:color w:val="595959" w:themeColor="text1" w:themeTint="A6"/>
+                <w:sz w:val="20"/>
+                <w:szCs w:val="20"/>
+              </w:rPr>
+            </w:pPr>
+            <w:r>
+              <w:rPr>
+                <w:rFonts w:ascii="PT Sans" w:eastAsia="EB Garamond" w:hAnsi="PT Sans" w:cs="EB Garamond"/>
+                <w:color w:val="595959" w:themeColor="text1" w:themeTint="A6"/>
+                <w:sz w:val="20"/>
+                <w:szCs w:val="20"/>
+              </w:rPr>
+              <w:t xml:space="preserve">Provided full-stack technical support, server deployment, and IT consulting to </w:t>
+            </w:r>
+            <w:r>
+              <w:rPr>
+                <w:rFonts w:ascii="PT Sans" w:eastAsia="EB Garamond" w:hAnsi="PT Sans" w:cs="EB Garamond"/>
+                <w:color w:val="595959" w:themeColor="text1" w:themeTint="A6"/>
+                <w:sz w:val="20"/>
+                <w:szCs w:val="20"/>
+              </w:rPr>
+              <w:t>business and residential clients</w:t>
+            </w:r>
+            <w:r>
+              <w:rPr>
+                <w:rFonts w:ascii="PT Sans" w:eastAsia="EB Garamond" w:hAnsi="PT Sans" w:cs="EB Garamond"/>
+                <w:color w:val="595959" w:themeColor="text1" w:themeTint="A6"/>
+                <w:sz w:val="20"/>
+                <w:szCs w:val="20"/>
+              </w:rPr>
+              <w:t>.</w:t>
+            </w:r>
+          </w:p>
+          <w:p>
+            <w:pPr>
+              <w:numPr>
+                <w:ilvl w:val="0"/>
+                <w:numId w:val="22"/>
+              </w:numPr>
+              <w:spacing w:line="220" w:lineRule="atLeast"/>
+              <w:ind w:left="340" w:hanging="340"/>
+              <w:textAlignment w:val="auto"/>
+              <w:rPr>
+                <w:rFonts w:ascii="PT Sans" w:eastAsia="EB Garamond" w:hAnsi="PT Sans" w:cs="EB Garamond"/>
+                <w:color w:val="595959" w:themeColor="text1" w:themeTint="A6"/>
+                <w:sz w:val="20"/>
+                <w:szCs w:val="20"/>
+              </w:rPr>
+            </w:pPr>
+            <w:r>
+              <w:rPr>
+                <w:rFonts w:ascii="PT Sans" w:eastAsia="EB Garamond" w:hAnsi="PT Sans" w:cs="EB Garamond"/>
+                <w:color w:val="595959" w:themeColor="text1" w:themeTint="A6"/>
+                <w:sz w:val="20"/>
+                <w:szCs w:val="20"/>
+              </w:rPr>
+              <w:t>Managed daily operations and built proprietary repair tools and automation scripts.</w:t>
+            </w:r>
+          </w:p>
+          <w:p>
+            <w:pPr>
+              <w:numPr>
+                <w:ilvl w:val="0"/>
+                <w:numId w:val="22"/>
+              </w:numPr>
+              <w:spacing w:line="220" w:lineRule="atLeast"/>
+              <w:ind w:left="340" w:hanging="340"/>
+              <w:textAlignment w:val="auto"/>
+              <w:rPr>
+                <w:rFonts w:ascii="PT Sans" w:eastAsia="EB Garamond" w:hAnsi="PT Sans" w:cs="EB Garamond"/>
+                <w:color w:val="595959" w:themeColor="text1" w:themeTint="A6"/>
+                <w:sz w:val="20"/>
+                <w:szCs w:val="20"/>
+              </w:rPr>
+            </w:pPr>
+          </w:p>
+          <w:tbl>
+            <w:tblPr>
               <w:tblW w:w="6720" w:type="dxa"/>
               <w:tblCellSpacing w:w="0" w:type="dxa"/>
               <w:tblLayout w:type="fixed"/>
@@ -2514,19 +3093,15 @@
               <w:tc>
                 <w:tcPr>
                   <w:tcW w:w="4439" w:type="dxa"/>
-                  <w:tcMar>
-                    <w:top w:w="0" w:type="dxa"/>
-                    <w:left w:w="0" w:type="dxa"/>
-                    <w:bottom w:w="0" w:type="dxa"/>
-                    <w:right w:w="0" w:type="dxa"/>
-                  </w:tcMar>
                   <w:hideMark/>
                 </w:tcPr>
                 <w:p>
                   <w:pPr>
-                    <w:pStyle w:val="skn-m007txt-boldParagraph"/>
+                    <w:textAlignment w:val="auto"/>
                     <w:rPr>
-                      <w:rFonts w:ascii="PT Sans" w:eastAsia="EB Garamond" w:hAnsi="PT Sans" w:cs="EB Garamond"/>
+                      <w:rFonts w:eastAsia="EB Garamond" w:cs="EB Garamond"/>
+                      <w:b/>
+                      <w:bCs/>
                       <w:color w:val="016B5D"/>
                       <w:sz w:val="22"/>
                       <w:szCs w:val="22"/>
@@ -2535,6 +3110,8 @@
                   <w:r>
                     <w:rPr>
                       <w:rFonts w:ascii="PT Sans" w:eastAsia="EB Garamond" w:hAnsi="PT Sans" w:cs="EB Garamond"/>
+                      <w:b/>
+                      <w:bCs/>
                       <w:color w:val="016B5D"/>
                       <w:sz w:val="22"/>
                       <w:szCs w:val="22"/>
@@ -2547,24 +3124,21 @@
                     <w:spacing w:line="220" w:lineRule="atLeast"/>
                     <w:textAlignment w:val="auto"/>
                     <w:rPr>
-                      <w:rStyle w:val="span"/>
+                      <w:rFonts w:eastAsia="EB Garamond"/>
+                      <w:i/>
+                      <w:iCs/>
+                      <w:bdr w:val="none" w:sz="0" w:space="0" w:color="auto" w:frame="1"/>
+                    </w:rPr>
+                  </w:pPr>
+                  <w:r>
+                    <w:rPr>
                       <w:rFonts w:ascii="PT Sans" w:eastAsia="EB Garamond" w:hAnsi="PT Sans" w:cs="EB Garamond"/>
                       <w:i/>
                       <w:iCs/>
                       <w:color w:val="016B5D"/>
                       <w:sz w:val="22"/>
                       <w:szCs w:val="22"/>
-                    </w:rPr>
-                  </w:pPr>
-                  <w:r>
-                    <w:rPr>
-                      <w:rStyle w:val="span"/>
-                      <w:rFonts w:ascii="PT Sans" w:eastAsia="EB Garamond" w:hAnsi="PT Sans" w:cs="EB Garamond"/>
-                      <w:i/>
-                      <w:iCs/>
-                      <w:color w:val="016B5D"/>
-                      <w:sz w:val="22"/>
-                      <w:szCs w:val="22"/>
+                      <w:bdr w:val="none" w:sz="0" w:space="0" w:color="auto" w:frame="1"/>
                     </w:rPr>
                     <w:t>Self-Employed, Oregon</w:t>
                   </w:r>
@@ -2573,27 +3147,20 @@
               <w:tc>
                 <w:tcPr>
                   <w:tcW w:w="450" w:type="dxa"/>
-                  <w:tcMar>
-                    <w:top w:w="0" w:type="dxa"/>
-                    <w:left w:w="0" w:type="dxa"/>
-                    <w:bottom w:w="0" w:type="dxa"/>
-                    <w:right w:w="0" w:type="dxa"/>
-                  </w:tcMar>
                   <w:vAlign w:val="bottom"/>
                   <w:hideMark/>
                 </w:tcPr>
                 <w:p>
                   <w:pPr>
-                    <w:spacing w:line="220" w:lineRule="atLeast"/>
                     <w:textAlignment w:val="auto"/>
                     <w:rPr>
-                      <w:rStyle w:val="divdocumentright-boxjob-details"/>
                       <w:rFonts w:ascii="PT Sans" w:eastAsia="EB Garamond" w:hAnsi="PT Sans" w:cs="EB Garamond"/>
                       <w:i/>
                       <w:iCs/>
                       <w:color w:val="016B5D"/>
-                      <w:sz w:val="2"/>
-                      <w:szCs w:val="2"/>
+                      <w:sz w:val="22"/>
+                      <w:szCs w:val="22"/>
+                      <w:bdr w:val="none" w:sz="0" w:space="0" w:color="auto" w:frame="1"/>
                     </w:rPr>
                   </w:pPr>
                 </w:p>
@@ -2601,12 +3168,6 @@
               <w:tc>
                 <w:tcPr>
                   <w:tcW w:w="1831" w:type="dxa"/>
-                  <w:tcMar>
-                    <w:top w:w="0" w:type="dxa"/>
-                    <w:left w:w="0" w:type="dxa"/>
-                    <w:bottom w:w="0" w:type="dxa"/>
-                    <w:right w:w="0" w:type="dxa"/>
-                  </w:tcMar>
                   <w:hideMark/>
                 </w:tcPr>
                 <w:p>
@@ -2616,7 +3177,6 @@
                     <w:jc w:val="right"/>
                     <w:textAlignment w:val="auto"/>
                     <w:rPr>
-                      <w:rStyle w:val="divdocumentright-boxjob-details"/>
                       <w:rFonts w:ascii="PT Sans" w:eastAsia="EB Garamond" w:hAnsi="PT Sans" w:cs="EB Garamond"/>
                       <w:i/>
                       <w:iCs/>
@@ -2627,19 +3187,18 @@
                   </w:pPr>
                   <w:r>
                     <w:rPr>
-                      <w:rStyle w:val="span"/>
                       <w:rFonts w:ascii="PT Sans" w:eastAsia="EB Garamond" w:hAnsi="PT Sans" w:cs="EB Garamond"/>
                       <w:i/>
                       <w:iCs/>
                       <w:color w:val="016B5D"/>
                       <w:sz w:val="22"/>
                       <w:szCs w:val="22"/>
+                      <w:bdr w:val="none" w:sz="0" w:space="0" w:color="auto" w:frame="1"/>
                     </w:rPr>
                     <w:t>April 2018</w:t>
                   </w:r>
                   <w:r>
                     <w:rPr>
-                      <w:rStyle w:val="divdocumentright-boxjob-date"/>
                       <w:rFonts w:ascii="PT Sans" w:eastAsia="EB Garamond" w:hAnsi="PT Sans" w:cs="EB Garamond"/>
                       <w:i/>
                       <w:iCs/>
@@ -2651,19 +3210,18 @@
                   </w:r>
                   <w:r>
                     <w:rPr>
-                      <w:rStyle w:val="span"/>
                       <w:rFonts w:ascii="PT Sans" w:eastAsia="EB Garamond" w:hAnsi="PT Sans" w:cs="EB Garamond"/>
                       <w:i/>
                       <w:iCs/>
                       <w:color w:val="016B5D"/>
                       <w:sz w:val="22"/>
                       <w:szCs w:val="22"/>
+                      <w:bdr w:val="none" w:sz="0" w:space="0" w:color="auto" w:frame="1"/>
                     </w:rPr>
                     <w:t>-</w:t>
                   </w:r>
                   <w:r>
                     <w:rPr>
-                      <w:rStyle w:val="divdocumentright-boxjob-date"/>
                       <w:rFonts w:ascii="PT Sans" w:eastAsia="EB Garamond" w:hAnsi="PT Sans" w:cs="EB Garamond"/>
                       <w:i/>
                       <w:iCs/>
@@ -2675,13 +3233,13 @@
                   </w:r>
                   <w:r>
                     <w:rPr>
-                      <w:rStyle w:val="span"/>
                       <w:rFonts w:ascii="PT Sans" w:eastAsia="EB Garamond" w:hAnsi="PT Sans" w:cs="EB Garamond"/>
                       <w:i/>
                       <w:iCs/>
                       <w:color w:val="016B5D"/>
                       <w:sz w:val="22"/>
                       <w:szCs w:val="22"/>
+                      <w:bdr w:val="none" w:sz="0" w:space="0" w:color="auto" w:frame="1"/>
                     </w:rPr>
                     <w:t>Current</w:t>
                   </w:r>
@@ -2691,24 +3249,22 @@
           </w:tbl>
           <w:p>
             <w:pPr>
-              <w:pStyle w:val="skn-m007ulli"/>
               <w:numPr>
                 <w:ilvl w:val="0"/>
-                <w:numId w:val="16"/>
+                <w:numId w:val="20"/>
               </w:numPr>
               <w:spacing w:before="120" w:after="100" w:line="220" w:lineRule="atLeast"/>
               <w:ind w:left="340" w:hanging="340"/>
-              <w:rPr>
-                <w:rStyle w:val="skn-m007parent-containerright-box"/>
-                <w:rFonts w:ascii="PT Sans" w:eastAsia="EB Garamond" w:hAnsi="PT Sans" w:cs="EB Garamond"/>
-                <w:color w:val="595959" w:themeColor="text1" w:themeTint="A6"/>
-                <w:sz w:val="20"/>
-                <w:szCs w:val="20"/>
-              </w:rPr>
-            </w:pPr>
-            <w:r>
-              <w:rPr>
-                <w:rStyle w:val="skn-m007parent-containerright-box"/>
+              <w:textAlignment w:val="auto"/>
+              <w:rPr>
+                <w:rFonts w:ascii="PT Sans" w:eastAsia="EB Garamond" w:hAnsi="PT Sans" w:cs="EB Garamond"/>
+                <w:color w:val="595959" w:themeColor="text1" w:themeTint="A6"/>
+                <w:sz w:val="20"/>
+                <w:szCs w:val="20"/>
+              </w:rPr>
+            </w:pPr>
+            <w:r>
+              <w:rPr>
                 <w:rFonts w:ascii="PT Sans" w:eastAsia="EB Garamond" w:hAnsi="PT Sans" w:cs="EB Garamond"/>
                 <w:color w:val="595959" w:themeColor="text1" w:themeTint="A6"/>
                 <w:sz w:val="20"/>
@@ -2719,27 +3275,22 @@
           </w:p>
           <w:p>
             <w:pPr>
-              <w:pStyle w:val="skn-m007ullinth-last-child1"/>
               <w:numPr>
                 <w:ilvl w:val="0"/>
-                <w:numId w:val="16"/>
+                <w:numId w:val="20"/>
               </w:numPr>
-              <w:pBdr>
-                <w:left w:val="none" w:sz="0" w:space="6" w:color="auto"/>
-              </w:pBdr>
               <w:spacing w:line="220" w:lineRule="atLeast"/>
               <w:ind w:left="340" w:hanging="340"/>
-              <w:rPr>
-                <w:rStyle w:val="skn-m007parent-containerright-box"/>
-                <w:rFonts w:ascii="PT Sans" w:eastAsia="EB Garamond" w:hAnsi="PT Sans" w:cs="EB Garamond"/>
-                <w:color w:val="595959" w:themeColor="text1" w:themeTint="A6"/>
-                <w:sz w:val="20"/>
-                <w:szCs w:val="20"/>
-              </w:rPr>
-            </w:pPr>
-            <w:r>
-              <w:rPr>
-                <w:rStyle w:val="skn-m007parent-containerright-box"/>
+              <w:textAlignment w:val="auto"/>
+              <w:rPr>
+                <w:rFonts w:ascii="PT Sans" w:eastAsia="EB Garamond" w:hAnsi="PT Sans" w:cs="EB Garamond"/>
+                <w:color w:val="595959" w:themeColor="text1" w:themeTint="A6"/>
+                <w:sz w:val="20"/>
+                <w:szCs w:val="20"/>
+              </w:rPr>
+            </w:pPr>
+            <w:r>
+              <w:rPr>
                 <w:rFonts w:ascii="PT Sans" w:eastAsia="EB Garamond" w:hAnsi="PT Sans" w:cs="EB Garamond"/>
                 <w:color w:val="595959" w:themeColor="text1" w:themeTint="A6"/>
                 <w:sz w:val="20"/>
@@ -2750,27 +3301,22 @@
           </w:p>
           <w:p>
             <w:pPr>
-              <w:pStyle w:val="skn-m007ullinth-last-child1"/>
               <w:numPr>
                 <w:ilvl w:val="0"/>
-                <w:numId w:val="16"/>
+                <w:numId w:val="20"/>
               </w:numPr>
-              <w:pBdr>
-                <w:left w:val="none" w:sz="0" w:space="6" w:color="auto"/>
-              </w:pBdr>
               <w:spacing w:line="220" w:lineRule="atLeast"/>
               <w:ind w:left="340" w:hanging="340"/>
-              <w:rPr>
-                <w:rStyle w:val="skn-m007parent-containerright-box"/>
-                <w:rFonts w:ascii="PT Sans" w:eastAsia="EB Garamond" w:hAnsi="PT Sans" w:cs="EB Garamond"/>
-                <w:color w:val="595959" w:themeColor="text1" w:themeTint="A6"/>
-                <w:sz w:val="20"/>
-                <w:szCs w:val="20"/>
-              </w:rPr>
-            </w:pPr>
-            <w:r>
-              <w:rPr>
-                <w:rStyle w:val="skn-m007parent-containerright-box"/>
+              <w:textAlignment w:val="auto"/>
+              <w:rPr>
+                <w:rFonts w:ascii="PT Sans" w:eastAsia="EB Garamond" w:hAnsi="PT Sans" w:cs="EB Garamond"/>
+                <w:color w:val="595959" w:themeColor="text1" w:themeTint="A6"/>
+                <w:sz w:val="20"/>
+                <w:szCs w:val="20"/>
+              </w:rPr>
+            </w:pPr>
+            <w:r>
+              <w:rPr>
                 <w:rFonts w:ascii="PT Sans" w:eastAsia="EB Garamond" w:hAnsi="PT Sans" w:cs="EB Garamond"/>
                 <w:color w:val="595959" w:themeColor="text1" w:themeTint="A6"/>
                 <w:sz w:val="20"/>
@@ -2781,18 +3327,15 @@
           </w:p>
           <w:p>
             <w:pPr>
-              <w:pStyle w:val="skn-m007ulli"/>
               <w:numPr>
                 <w:ilvl w:val="0"/>
-                <w:numId w:val="17"/>
+                <w:numId w:val="21"/>
               </w:numPr>
               <w:spacing w:after="100" w:line="220" w:lineRule="atLeast"/>
               <w:ind w:left="340" w:hanging="340"/>
-              <w:rPr>
-                <w:rFonts w:ascii="PT Sans" w:eastAsia="EB Garamond" w:hAnsi="PT Sans" w:cs="EB Garamond"/>
-                <w:color w:val="595959" w:themeColor="text1" w:themeTint="A6"/>
-                <w:sz w:val="20"/>
-                <w:szCs w:val="20"/>
+              <w:textAlignment w:val="auto"/>
+              <w:rPr>
+                <w:rFonts w:eastAsia="EB Garamond"/>
               </w:rPr>
             </w:pPr>
             <w:r>
@@ -2807,24 +3350,20 @@
           </w:p>
           <w:p>
             <w:pPr>
-              <w:pStyle w:val="skn-m007ulli"/>
               <w:numPr>
                 <w:ilvl w:val="0"/>
-                <w:numId w:val="17"/>
+                <w:numId w:val="21"/>
               </w:numPr>
               <w:spacing w:after="100" w:line="220" w:lineRule="atLeast"/>
               <w:ind w:left="340" w:hanging="340"/>
-              <w:rPr>
-                <w:rStyle w:val="skn-m007parent-containerright-box"/>
-                <w:rFonts w:ascii="PT Sans" w:eastAsia="EB Garamond" w:hAnsi="PT Sans" w:cs="EB Garamond"/>
-                <w:color w:val="595959" w:themeColor="text1" w:themeTint="A6"/>
-                <w:sz w:val="20"/>
-                <w:szCs w:val="20"/>
-              </w:rPr>
-            </w:pPr>
-            <w:r>
-              <w:rPr>
-                <w:rStyle w:val="skn-m007parent-containerright-box"/>
+              <w:textAlignment w:val="auto"/>
+              <w:rPr>
+                <w:rFonts w:eastAsia="EB Garamond"/>
+                <w:color w:val="595959" w:themeColor="text1" w:themeTint="A6"/>
+              </w:rPr>
+            </w:pPr>
+            <w:r>
+              <w:rPr>
                 <w:rFonts w:ascii="PT Sans" w:eastAsia="EB Garamond" w:hAnsi="PT Sans" w:cs="EB Garamond"/>
                 <w:color w:val="595959" w:themeColor="text1" w:themeTint="A6"/>
                 <w:sz w:val="20"/>
@@ -2835,27 +3374,22 @@
           </w:p>
           <w:p>
             <w:pPr>
-              <w:pStyle w:val="skn-m007ullinth-last-child1"/>
               <w:numPr>
                 <w:ilvl w:val="0"/>
-                <w:numId w:val="17"/>
+                <w:numId w:val="21"/>
               </w:numPr>
-              <w:pBdr>
-                <w:left w:val="none" w:sz="0" w:space="6" w:color="auto"/>
-              </w:pBdr>
               <w:spacing w:line="220" w:lineRule="atLeast"/>
               <w:ind w:left="340" w:hanging="340"/>
-              <w:rPr>
-                <w:rStyle w:val="skn-m007parent-containerright-box"/>
-                <w:rFonts w:ascii="PT Sans" w:eastAsia="EB Garamond" w:hAnsi="PT Sans" w:cs="EB Garamond"/>
-                <w:color w:val="595959" w:themeColor="text1" w:themeTint="A6"/>
-                <w:sz w:val="20"/>
-                <w:szCs w:val="20"/>
-              </w:rPr>
-            </w:pPr>
-            <w:r>
-              <w:rPr>
-                <w:rStyle w:val="skn-m007parent-containerright-box"/>
+              <w:textAlignment w:val="auto"/>
+              <w:rPr>
+                <w:rFonts w:ascii="PT Sans" w:eastAsia="EB Garamond" w:hAnsi="PT Sans" w:cs="EB Garamond"/>
+                <w:color w:val="595959" w:themeColor="text1" w:themeTint="A6"/>
+                <w:sz w:val="20"/>
+                <w:szCs w:val="20"/>
+              </w:rPr>
+            </w:pPr>
+            <w:r>
+              <w:rPr>
                 <w:rFonts w:ascii="PT Sans" w:eastAsia="EB Garamond" w:hAnsi="PT Sans" w:cs="EB Garamond"/>
                 <w:color w:val="595959" w:themeColor="text1" w:themeTint="A6"/>
                 <w:sz w:val="20"/>
@@ -2866,14 +3400,12 @@
           </w:p>
           <w:p>
             <w:pPr>
-              <w:pStyle w:val="skn-m007txt-boldParagraph"/>
-              <w:pBdr>
-                <w:top w:val="none" w:sz="0" w:space="12" w:color="auto"/>
-              </w:pBdr>
               <w:spacing w:after="60" w:line="220" w:lineRule="atLeast"/>
-              <w:rPr>
-                <w:rStyle w:val="skn-m007parent-containerright-box"/>
-                <w:rFonts w:ascii="PT Sans" w:eastAsia="EB Garamond" w:hAnsi="PT Sans" w:cs="EB Garamond"/>
+              <w:textAlignment w:val="auto"/>
+              <w:rPr>
+                <w:rFonts w:ascii="PT Sans" w:eastAsia="EB Garamond" w:hAnsi="PT Sans" w:cs="EB Garamond"/>
+                <w:b/>
+                <w:bCs/>
                 <w:color w:val="016B5D"/>
                 <w:sz w:val="22"/>
                 <w:szCs w:val="22"/>
@@ -2881,18 +3413,18 @@
             </w:pPr>
             <w:r>
               <w:rPr>
-                <w:rStyle w:val="skn-m007parent-containerright-box"/>
-                <w:rFonts w:ascii="PT Sans" w:eastAsia="EB Garamond" w:hAnsi="PT Sans" w:cs="EB Garamond"/>
+                <w:rFonts w:ascii="PT Sans" w:eastAsia="EB Garamond" w:hAnsi="PT Sans" w:cs="EB Garamond"/>
+                <w:b/>
+                <w:bCs/>
                 <w:color w:val="016B5D"/>
                 <w:sz w:val="22"/>
                 <w:szCs w:val="22"/>
               </w:rPr>
-              <w:t>Part Owner / Systems Engineer</w:t>
+              <w:t>Field Engineer</w:t>
             </w:r>
           </w:p>
           <w:tbl>
             <w:tblPr>
-              <w:tblStyle w:val="documentright-boxjob-position"/>
               <w:tblW w:w="6720" w:type="dxa"/>
               <w:tblCellSpacing w:w="0" w:type="dxa"/>
               <w:tblLayout w:type="fixed"/>
@@ -2914,12 +3446,6 @@
               <w:tc>
                 <w:tcPr>
                   <w:tcW w:w="3360" w:type="dxa"/>
-                  <w:tcMar>
-                    <w:top w:w="0" w:type="dxa"/>
-                    <w:left w:w="0" w:type="dxa"/>
-                    <w:bottom w:w="0" w:type="dxa"/>
-                    <w:right w:w="0" w:type="dxa"/>
-                  </w:tcMar>
                   <w:hideMark/>
                 </w:tcPr>
                 <w:p>
@@ -2927,53 +3453,55 @@
                     <w:spacing w:line="220" w:lineRule="atLeast"/>
                     <w:textAlignment w:val="auto"/>
                     <w:rPr>
-                      <w:rStyle w:val="span"/>
+                      <w:rFonts w:eastAsia="EB Garamond"/>
+                      <w:i/>
+                      <w:iCs/>
+                      <w:bdr w:val="none" w:sz="0" w:space="0" w:color="auto" w:frame="1"/>
+                    </w:rPr>
+                  </w:pPr>
+                  <w:r>
+                    <w:rPr>
                       <w:rFonts w:ascii="PT Sans" w:eastAsia="EB Garamond" w:hAnsi="PT Sans" w:cs="EB Garamond"/>
                       <w:i/>
                       <w:iCs/>
                       <w:color w:val="016B5D"/>
                       <w:sz w:val="22"/>
                       <w:szCs w:val="22"/>
+                      <w:bdr w:val="none" w:sz="0" w:space="0" w:color="auto" w:frame="1"/>
                     </w:rPr>
-                  </w:pPr>
+                    <w:t>Fujitsu America</w:t>
+                  </w:r>
                   <w:r>
                     <w:rPr>
-                      <w:rStyle w:val="span"/>
                       <w:rFonts w:ascii="PT Sans" w:eastAsia="EB Garamond" w:hAnsi="PT Sans" w:cs="EB Garamond"/>
                       <w:i/>
                       <w:iCs/>
                       <w:color w:val="016B5D"/>
                       <w:sz w:val="22"/>
                       <w:szCs w:val="22"/>
+                      <w:bdr w:val="none" w:sz="0" w:space="0" w:color="auto" w:frame="1"/>
                     </w:rPr>
-                    <w:t>HPD Computer Repair, Roseburg, OR</w:t>
+                    <w:t>, OR</w:t>
                   </w:r>
                 </w:p>
               </w:tc>
               <w:tc>
                 <w:tcPr>
                   <w:tcW w:w="500" w:type="dxa"/>
-                  <w:tcMar>
-                    <w:top w:w="0" w:type="dxa"/>
-                    <w:left w:w="0" w:type="dxa"/>
-                    <w:bottom w:w="0" w:type="dxa"/>
-                    <w:right w:w="0" w:type="dxa"/>
-                  </w:tcMar>
                   <w:vAlign w:val="bottom"/>
                   <w:hideMark/>
                 </w:tcPr>
                 <w:p>
                   <w:pPr>
-                    <w:spacing w:line="220" w:lineRule="atLeast"/>
                     <w:textAlignment w:val="auto"/>
                     <w:rPr>
-                      <w:rStyle w:val="divdocumentright-boxjob-details"/>
                       <w:rFonts w:ascii="PT Sans" w:eastAsia="EB Garamond" w:hAnsi="PT Sans" w:cs="EB Garamond"/>
                       <w:i/>
                       <w:iCs/>
                       <w:color w:val="016B5D"/>
-                      <w:sz w:val="2"/>
-                      <w:szCs w:val="2"/>
+                      <w:sz w:val="22"/>
+                      <w:szCs w:val="22"/>
+                      <w:bdr w:val="none" w:sz="0" w:space="0" w:color="auto" w:frame="1"/>
                     </w:rPr>
                   </w:pPr>
                 </w:p>
@@ -2981,12 +3509,6 @@
               <w:tc>
                 <w:tcPr>
                   <w:tcW w:w="2860" w:type="dxa"/>
-                  <w:tcMar>
-                    <w:top w:w="0" w:type="dxa"/>
-                    <w:left w:w="0" w:type="dxa"/>
-                    <w:bottom w:w="0" w:type="dxa"/>
-                    <w:right w:w="0" w:type="dxa"/>
-                  </w:tcMar>
                   <w:hideMark/>
                 </w:tcPr>
                 <w:p>
@@ -2996,7 +3518,6 @@
                     <w:jc w:val="right"/>
                     <w:textAlignment w:val="auto"/>
                     <w:rPr>
-                      <w:rStyle w:val="divdocumentright-boxjob-details"/>
                       <w:rFonts w:ascii="PT Sans" w:eastAsia="EB Garamond" w:hAnsi="PT Sans" w:cs="EB Garamond"/>
                       <w:i/>
                       <w:iCs/>
@@ -3007,19 +3528,42 @@
                   </w:pPr>
                   <w:r>
                     <w:rPr>
-                      <w:rStyle w:val="span"/>
                       <w:rFonts w:ascii="PT Sans" w:eastAsia="EB Garamond" w:hAnsi="PT Sans" w:cs="EB Garamond"/>
                       <w:i/>
                       <w:iCs/>
                       <w:color w:val="016B5D"/>
                       <w:sz w:val="22"/>
                       <w:szCs w:val="22"/>
+                      <w:bdr w:val="none" w:sz="0" w:space="0" w:color="auto" w:frame="1"/>
                     </w:rPr>
-                    <w:t>Feb 2015</w:t>
+                    <w:t>Feb</w:t>
                   </w:r>
                   <w:r>
                     <w:rPr>
-                      <w:rStyle w:val="divdocumentright-boxjob-date"/>
+                      <w:rFonts w:ascii="PT Sans" w:eastAsia="EB Garamond" w:hAnsi="PT Sans" w:cs="EB Garamond"/>
+                      <w:i/>
+                      <w:iCs/>
+                      <w:color w:val="016B5D"/>
+                      <w:sz w:val="22"/>
+                      <w:szCs w:val="22"/>
+                      <w:bdr w:val="none" w:sz="0" w:space="0" w:color="auto" w:frame="1"/>
+                    </w:rPr>
+                    <w:t xml:space="preserve"> 201</w:t>
+                  </w:r>
+                  <w:r>
+                    <w:rPr>
+                      <w:rFonts w:ascii="PT Sans" w:eastAsia="EB Garamond" w:hAnsi="PT Sans" w:cs="EB Garamond"/>
+                      <w:i/>
+                      <w:iCs/>
+                      <w:color w:val="016B5D"/>
+                      <w:sz w:val="22"/>
+                      <w:szCs w:val="22"/>
+                      <w:bdr w:val="none" w:sz="0" w:space="0" w:color="auto" w:frame="1"/>
+                    </w:rPr>
+                    <w:t>7</w:t>
+                  </w:r>
+                  <w:r>
+                    <w:rPr>
                       <w:rFonts w:ascii="PT Sans" w:eastAsia="EB Garamond" w:hAnsi="PT Sans" w:cs="EB Garamond"/>
                       <w:i/>
                       <w:iCs/>
@@ -3031,19 +3575,18 @@
                   </w:r>
                   <w:r>
                     <w:rPr>
-                      <w:rStyle w:val="span"/>
                       <w:rFonts w:ascii="PT Sans" w:eastAsia="EB Garamond" w:hAnsi="PT Sans" w:cs="EB Garamond"/>
                       <w:i/>
                       <w:iCs/>
                       <w:color w:val="016B5D"/>
                       <w:sz w:val="22"/>
                       <w:szCs w:val="22"/>
+                      <w:bdr w:val="none" w:sz="0" w:space="0" w:color="auto" w:frame="1"/>
                     </w:rPr>
-                    <w:t>-</w:t>
+                    <w:t>–</w:t>
                   </w:r>
                   <w:r>
                     <w:rPr>
-                      <w:rStyle w:val="divdocumentright-boxjob-date"/>
                       <w:rFonts w:ascii="PT Sans" w:eastAsia="EB Garamond" w:hAnsi="PT Sans" w:cs="EB Garamond"/>
                       <w:i/>
                       <w:iCs/>
@@ -3055,279 +3598,39 @@
                   </w:r>
                   <w:r>
                     <w:rPr>
-                      <w:rStyle w:val="span"/>
                       <w:rFonts w:ascii="PT Sans" w:eastAsia="EB Garamond" w:hAnsi="PT Sans" w:cs="EB Garamond"/>
                       <w:i/>
                       <w:iCs/>
                       <w:color w:val="016B5D"/>
                       <w:sz w:val="22"/>
                       <w:szCs w:val="22"/>
+                      <w:bdr w:val="none" w:sz="0" w:space="0" w:color="auto" w:frame="1"/>
                     </w:rPr>
-                    <w:t>Current</w:t>
+                    <w:t xml:space="preserve">Aug </w:t>
                   </w:r>
-                </w:p>
-              </w:tc>
-            </w:tr>
-          </w:tbl>
-          <w:p>
-            <w:pPr>
-              <w:pStyle w:val="skn-m007ulli"/>
-              <w:numPr>
-                <w:ilvl w:val="0"/>
-                <w:numId w:val="18"/>
-              </w:numPr>
-              <w:spacing w:before="120" w:after="100" w:line="220" w:lineRule="atLeast"/>
-              <w:ind w:left="340" w:hanging="340"/>
-              <w:rPr>
-                <w:rStyle w:val="skn-m007parent-containerright-box"/>
-                <w:rFonts w:ascii="PT Sans" w:eastAsia="EB Garamond" w:hAnsi="PT Sans" w:cs="EB Garamond"/>
-                <w:color w:val="595959" w:themeColor="text1" w:themeTint="A6"/>
-                <w:sz w:val="20"/>
-                <w:szCs w:val="20"/>
-              </w:rPr>
-            </w:pPr>
-            <w:r>
-              <w:rPr>
-                <w:rStyle w:val="skn-m007parent-containerright-box"/>
-                <w:rFonts w:ascii="PT Sans" w:eastAsia="EB Garamond" w:hAnsi="PT Sans" w:cs="EB Garamond"/>
-                <w:color w:val="595959" w:themeColor="text1" w:themeTint="A6"/>
-                <w:sz w:val="20"/>
-                <w:szCs w:val="20"/>
-              </w:rPr>
-              <w:t>Provided full-stack technical support, server deployment, and IT consulting to over 300 clients.</w:t>
-            </w:r>
-          </w:p>
-          <w:p>
-            <w:pPr>
-              <w:pStyle w:val="skn-m007ullinth-last-child1"/>
-              <w:numPr>
-                <w:ilvl w:val="0"/>
-                <w:numId w:val="18"/>
-              </w:numPr>
-              <w:pBdr>
-                <w:left w:val="none" w:sz="0" w:space="6" w:color="auto"/>
-              </w:pBdr>
-              <w:spacing w:line="220" w:lineRule="atLeast"/>
-              <w:ind w:left="340" w:hanging="340"/>
-              <w:rPr>
-                <w:rStyle w:val="skn-m007parent-containerright-box"/>
-                <w:rFonts w:ascii="PT Sans" w:eastAsia="EB Garamond" w:hAnsi="PT Sans" w:cs="EB Garamond"/>
-                <w:color w:val="595959" w:themeColor="text1" w:themeTint="A6"/>
-                <w:sz w:val="20"/>
-                <w:szCs w:val="20"/>
-              </w:rPr>
-            </w:pPr>
-            <w:r>
-              <w:rPr>
-                <w:rStyle w:val="skn-m007parent-containerright-box"/>
-                <w:rFonts w:ascii="PT Sans" w:eastAsia="EB Garamond" w:hAnsi="PT Sans" w:cs="EB Garamond"/>
-                <w:color w:val="595959" w:themeColor="text1" w:themeTint="A6"/>
-                <w:sz w:val="20"/>
-                <w:szCs w:val="20"/>
-              </w:rPr>
-              <w:t>Managed daily operations and built proprietary repair tools and automation scripts.</w:t>
-            </w:r>
-          </w:p>
-          <w:p>
-            <w:pPr>
-              <w:pStyle w:val="skn-m007txt-boldParagraph"/>
-              <w:pBdr>
-                <w:top w:val="none" w:sz="0" w:space="12" w:color="auto"/>
-              </w:pBdr>
-              <w:spacing w:after="60" w:line="220" w:lineRule="atLeast"/>
-              <w:rPr>
-                <w:rStyle w:val="skn-m007parent-containerright-box"/>
-                <w:rFonts w:ascii="PT Sans" w:eastAsia="EB Garamond" w:hAnsi="PT Sans" w:cs="EB Garamond"/>
-                <w:color w:val="016B5D"/>
-                <w:sz w:val="22"/>
-                <w:szCs w:val="22"/>
-              </w:rPr>
-            </w:pPr>
-            <w:r>
-              <w:rPr>
-                <w:rStyle w:val="skn-m007parent-containerright-box"/>
-                <w:rFonts w:ascii="PT Sans" w:eastAsia="EB Garamond" w:hAnsi="PT Sans" w:cs="EB Garamond"/>
-                <w:color w:val="016B5D"/>
-                <w:sz w:val="22"/>
-                <w:szCs w:val="22"/>
-              </w:rPr>
-              <w:t>Contracted System Administrator</w:t>
-            </w:r>
-          </w:p>
-          <w:tbl>
-            <w:tblPr>
-              <w:tblStyle w:val="documentright-boxjob-position"/>
-              <w:tblW w:w="6720" w:type="dxa"/>
-              <w:tblCellSpacing w:w="0" w:type="dxa"/>
-              <w:tblLayout w:type="fixed"/>
-              <w:tblCellMar>
-                <w:left w:w="0" w:type="dxa"/>
-                <w:right w:w="0" w:type="dxa"/>
-              </w:tblCellMar>
-              <w:tblLook w:val="05E0" w:firstRow="1" w:lastRow="1" w:firstColumn="1" w:lastColumn="1" w:noHBand="0" w:noVBand="1"/>
-            </w:tblPr>
-            <w:tblGrid>
-              <w:gridCol w:w="3360"/>
-              <w:gridCol w:w="500"/>
-              <w:gridCol w:w="2860"/>
-            </w:tblGrid>
-            <w:tr>
-              <w:trPr>
-                <w:tblCellSpacing w:w="0" w:type="dxa"/>
-              </w:trPr>
-              <w:tc>
-                <w:tcPr>
-                  <w:tcW w:w="3360" w:type="dxa"/>
-                  <w:tcMar>
-                    <w:top w:w="0" w:type="dxa"/>
-                    <w:left w:w="0" w:type="dxa"/>
-                    <w:bottom w:w="0" w:type="dxa"/>
-                    <w:right w:w="0" w:type="dxa"/>
-                  </w:tcMar>
-                  <w:hideMark/>
-                </w:tcPr>
-                <w:p>
-                  <w:pPr>
-                    <w:spacing w:line="220" w:lineRule="atLeast"/>
-                    <w:textAlignment w:val="auto"/>
+                  <w:r>
                     <w:rPr>
-                      <w:rStyle w:val="span"/>
                       <w:rFonts w:ascii="PT Sans" w:eastAsia="EB Garamond" w:hAnsi="PT Sans" w:cs="EB Garamond"/>
                       <w:i/>
                       <w:iCs/>
                       <w:color w:val="016B5D"/>
                       <w:sz w:val="22"/>
                       <w:szCs w:val="22"/>
+                      <w:bdr w:val="none" w:sz="0" w:space="0" w:color="auto" w:frame="1"/>
                     </w:rPr>
-                  </w:pPr>
+                    <w:t>201</w:t>
+                  </w:r>
                   <w:r>
                     <w:rPr>
-                      <w:rStyle w:val="span"/>
                       <w:rFonts w:ascii="PT Sans" w:eastAsia="EB Garamond" w:hAnsi="PT Sans" w:cs="EB Garamond"/>
                       <w:i/>
                       <w:iCs/>
                       <w:color w:val="016B5D"/>
                       <w:sz w:val="22"/>
                       <w:szCs w:val="22"/>
+                      <w:bdr w:val="none" w:sz="0" w:space="0" w:color="auto" w:frame="1"/>
                     </w:rPr>
-                    <w:t>FX420, Roseburg, OR</w:t>
-                  </w:r>
-                </w:p>
-              </w:tc>
-              <w:tc>
-                <w:tcPr>
-                  <w:tcW w:w="500" w:type="dxa"/>
-                  <w:tcMar>
-                    <w:top w:w="0" w:type="dxa"/>
-                    <w:left w:w="0" w:type="dxa"/>
-                    <w:bottom w:w="0" w:type="dxa"/>
-                    <w:right w:w="0" w:type="dxa"/>
-                  </w:tcMar>
-                  <w:vAlign w:val="bottom"/>
-                  <w:hideMark/>
-                </w:tcPr>
-                <w:p>
-                  <w:pPr>
-                    <w:spacing w:line="220" w:lineRule="atLeast"/>
-                    <w:textAlignment w:val="auto"/>
-                    <w:rPr>
-                      <w:rStyle w:val="divdocumentright-boxjob-details"/>
-                      <w:rFonts w:ascii="PT Sans" w:eastAsia="EB Garamond" w:hAnsi="PT Sans" w:cs="EB Garamond"/>
-                      <w:i/>
-                      <w:iCs/>
-                      <w:color w:val="016B5D"/>
-                      <w:sz w:val="2"/>
-                      <w:szCs w:val="2"/>
-                    </w:rPr>
-                  </w:pPr>
-                </w:p>
-              </w:tc>
-              <w:tc>
-                <w:tcPr>
-                  <w:tcW w:w="2860" w:type="dxa"/>
-                  <w:tcMar>
-                    <w:top w:w="0" w:type="dxa"/>
-                    <w:left w:w="0" w:type="dxa"/>
-                    <w:bottom w:w="0" w:type="dxa"/>
-                    <w:right w:w="0" w:type="dxa"/>
-                  </w:tcMar>
-                  <w:hideMark/>
-                </w:tcPr>
-                <w:p>
-                  <w:pPr>
-                    <w:spacing w:line="220" w:lineRule="atLeast"/>
-                    <w:ind w:right="20"/>
-                    <w:jc w:val="right"/>
-                    <w:textAlignment w:val="auto"/>
-                    <w:rPr>
-                      <w:rStyle w:val="divdocumentright-boxjob-details"/>
-                      <w:rFonts w:ascii="PT Sans" w:eastAsia="EB Garamond" w:hAnsi="PT Sans" w:cs="EB Garamond"/>
-                      <w:i/>
-                      <w:iCs/>
-                      <w:color w:val="016B5D"/>
-                      <w:sz w:val="2"/>
-                      <w:szCs w:val="2"/>
-                    </w:rPr>
-                  </w:pPr>
-                  <w:r>
-                    <w:rPr>
-                      <w:rStyle w:val="span"/>
-                      <w:rFonts w:ascii="PT Sans" w:eastAsia="EB Garamond" w:hAnsi="PT Sans" w:cs="EB Garamond"/>
-                      <w:i/>
-                      <w:iCs/>
-                      <w:color w:val="016B5D"/>
-                      <w:sz w:val="22"/>
-                      <w:szCs w:val="22"/>
-                    </w:rPr>
-                    <w:t>Nov 2018</w:t>
-                  </w:r>
-                  <w:r>
-                    <w:rPr>
-                      <w:rStyle w:val="divdocumentright-boxjob-date"/>
-                      <w:rFonts w:ascii="PT Sans" w:eastAsia="EB Garamond" w:hAnsi="PT Sans" w:cs="EB Garamond"/>
-                      <w:i/>
-                      <w:iCs/>
-                      <w:color w:val="016B5D"/>
-                      <w:sz w:val="22"/>
-                      <w:szCs w:val="22"/>
-                    </w:rPr>
-                    <w:t xml:space="preserve"> </w:t>
-                  </w:r>
-                  <w:r>
-                    <w:rPr>
-                      <w:rStyle w:val="span"/>
-                      <w:rFonts w:ascii="PT Sans" w:eastAsia="EB Garamond" w:hAnsi="PT Sans" w:cs="EB Garamond"/>
-                      <w:i/>
-                      <w:iCs/>
-                      <w:color w:val="016B5D"/>
-                      <w:sz w:val="22"/>
-                      <w:szCs w:val="22"/>
-                    </w:rPr>
-                    <w:t>-</w:t>
-                  </w:r>
-                  <w:r>
-                    <w:rPr>
-                      <w:rStyle w:val="divdocumentright-boxjob-date"/>
-                      <w:rFonts w:ascii="PT Sans" w:eastAsia="EB Garamond" w:hAnsi="PT Sans" w:cs="EB Garamond"/>
-                      <w:i/>
-                      <w:iCs/>
-                      <w:color w:val="016B5D"/>
-                      <w:sz w:val="22"/>
-                      <w:szCs w:val="22"/>
-                    </w:rPr>
-                    <w:t xml:space="preserve"> </w:t>
-                  </w:r>
-                  <w:r>
-                    <w:rPr>
-                      <w:rStyle w:val="span"/>
-                      <w:rFonts w:ascii="PT Sans" w:eastAsia="EB Garamond" w:hAnsi="PT Sans" w:cs="EB Garamond"/>
-                      <w:i/>
-                      <w:iCs/>
-                      <w:color w:val="016B5D"/>
-                      <w:sz w:val="22"/>
-                      <w:szCs w:val="22"/>
-                    </w:rPr>
-                    <w:t>Nov 2019</w:t>
+                    <w:t>7</w:t>
                   </w:r>
                 </w:p>
               </w:tc>
@@ -3335,41 +3638,72 @@
           </w:tbl>
           <w:p>
             <w:pPr>
-              <w:pStyle w:val="skn-m007ulli"/>
               <w:numPr>
                 <w:ilvl w:val="0"/>
-                <w:numId w:val="19"/>
+                <w:numId w:val="21"/>
               </w:numPr>
-              <w:spacing w:before="120" w:after="100" w:line="220" w:lineRule="atLeast"/>
+              <w:spacing w:line="220" w:lineRule="atLeast"/>
               <w:ind w:left="340" w:hanging="340"/>
-              <w:rPr>
-                <w:rStyle w:val="skn-m007parent-containerright-box"/>
-                <w:rFonts w:ascii="PT Sans" w:eastAsia="EB Garamond" w:hAnsi="PT Sans" w:cs="EB Garamond"/>
-                <w:color w:val="595959" w:themeColor="text1" w:themeTint="A6"/>
-                <w:sz w:val="20"/>
-                <w:szCs w:val="20"/>
-              </w:rPr>
-            </w:pPr>
-            <w:r>
-              <w:rPr>
-                <w:rStyle w:val="skn-m007parent-containerright-box"/>
-                <w:rFonts w:ascii="PT Sans" w:eastAsia="EB Garamond" w:hAnsi="PT Sans" w:cs="EB Garamond"/>
-                <w:color w:val="595959" w:themeColor="text1" w:themeTint="A6"/>
-                <w:sz w:val="20"/>
-                <w:szCs w:val="20"/>
-              </w:rPr>
-              <w:t>Maintained OLCC-regulated systems with full uptime.</w:t>
-            </w:r>
-          </w:p>
-          <w:p>
-            <w:pPr>
-              <w:pStyle w:val="skn-m007ulli"/>
+              <w:textAlignment w:val="auto"/>
+              <w:rPr>
+                <w:rStyle w:val="skn-m012space-12"/>
+                <w:rFonts w:ascii="PT Sans" w:eastAsia="EB Garamond" w:hAnsi="PT Sans" w:cs="EB Garamond"/>
+                <w:color w:val="595959" w:themeColor="text1" w:themeTint="A6"/>
+                <w:sz w:val="20"/>
+                <w:szCs w:val="20"/>
+              </w:rPr>
+            </w:pPr>
+            <w:r>
+              <w:rPr>
+                <w:rStyle w:val="skn-m012space-12"/>
+                <w:rFonts w:ascii="PT Sans" w:eastAsia="EB Garamond" w:hAnsi="PT Sans" w:cs="EB Garamond"/>
+                <w:color w:val="595959" w:themeColor="text1" w:themeTint="A6"/>
+                <w:sz w:val="20"/>
+                <w:szCs w:val="20"/>
+              </w:rPr>
+              <w:t>Contracted e</w:t>
+            </w:r>
+            <w:r>
+              <w:rPr>
+                <w:rStyle w:val="skn-m012space-12"/>
+                <w:rFonts w:ascii="PT Sans" w:eastAsia="EB Garamond" w:hAnsi="PT Sans" w:cs="EB Garamond"/>
+                <w:color w:val="595959" w:themeColor="text1" w:themeTint="A6"/>
+                <w:sz w:val="20"/>
+                <w:szCs w:val="20"/>
+              </w:rPr>
+              <w:t>nterprise break/fix support across 200+ client locations including server hardware, kiosks, and ATMs under tight SLAs.</w:t>
+            </w:r>
+          </w:p>
+          <w:p>
+            <w:pPr>
               <w:numPr>
                 <w:ilvl w:val="0"/>
-                <w:numId w:val="19"/>
+                <w:numId w:val="21"/>
               </w:numPr>
+              <w:spacing w:line="220" w:lineRule="atLeast"/>
+              <w:ind w:left="340" w:hanging="340"/>
+              <w:textAlignment w:val="auto"/>
+              <w:rPr>
+                <w:rFonts w:ascii="PT Sans" w:eastAsia="EB Garamond" w:hAnsi="PT Sans" w:cs="EB Garamond"/>
+                <w:color w:val="595959" w:themeColor="text1" w:themeTint="A6"/>
+                <w:sz w:val="20"/>
+                <w:szCs w:val="20"/>
+              </w:rPr>
+            </w:pPr>
+            <w:r>
+              <w:rPr>
+                <w:rFonts w:ascii="PT Sans" w:eastAsia="EB Garamond" w:hAnsi="PT Sans" w:cs="EB Garamond"/>
+                <w:color w:val="595959" w:themeColor="text1" w:themeTint="A6"/>
+                <w:sz w:val="20"/>
+                <w:szCs w:val="20"/>
+              </w:rPr>
+              <w:t>Maintained extremely active documentation of issues, repairs and insights into each sites usage and consistency.</w:t>
+            </w:r>
+          </w:p>
+          <w:p>
+            <w:pPr>
+              <w:pStyle w:val="skn-m007ulli"/>
               <w:spacing w:before="120" w:after="100" w:line="220" w:lineRule="atLeast"/>
-              <w:ind w:left="340" w:hanging="340"/>
               <w:rPr>
                 <w:rStyle w:val="skn-m012space-12"/>
                 <w:rFonts w:ascii="PT Sans" w:eastAsia="EB Garamond" w:hAnsi="PT Sans" w:cs="EB Garamond"/>
@@ -3378,16 +3712,6 @@
                 <w:szCs w:val="20"/>
               </w:rPr>
             </w:pPr>
-            <w:r>
-              <w:rPr>
-                <w:rStyle w:val="skn-m007parent-containerright-box"/>
-                <w:rFonts w:ascii="PT Sans" w:eastAsia="EB Garamond" w:hAnsi="PT Sans" w:cs="EB Garamond"/>
-                <w:color w:val="595959" w:themeColor="text1" w:themeTint="A6"/>
-                <w:sz w:val="20"/>
-                <w:szCs w:val="20"/>
-              </w:rPr>
-              <w:t>Designed internal tracking tools and automated system updates for compliance and efficiency.</w:t>
-            </w:r>
           </w:p>
         </w:tc>
         <w:tc>
@@ -3451,7 +3775,7 @@
 </file>
 
 <file path=word/endnotes.xml><?xml version="1.0" encoding="utf-8"?>
-<w:endnotes xmlns:wpc="http://schemas.microsoft.com/office/word/2010/wordprocessingCanvas" xmlns:cx="http://schemas.microsoft.com/office/drawing/2014/chartex" xmlns:cx1="http://schemas.microsoft.com/office/drawing/2015/9/8/chartex" xmlns:cx2="http://schemas.microsoft.com/office/drawing/2015/10/21/chartex" xmlns:cx3="http://schemas.microsoft.com/office/drawing/2016/5/9/chartex" xmlns:cx4="http://schemas.microsoft.com/office/drawing/2016/5/10/chartex" xmlns:cx5="http://schemas.microsoft.com/office/drawing/2016/5/11/chartex" xmlns:cx6="http://schemas.microsoft.com/office/drawing/2016/5/12/chartex" xmlns:cx7="http://schemas.microsoft.com/office/drawing/2016/5/13/chartex" xmlns:cx8="http://schemas.microsoft.com/office/drawing/2016/5/14/chartex" xmlns:mc="http://schemas.openxmlformats.org/markup-compatibility/2006" xmlns:aink="http://schemas.microsoft.com/office/drawing/2016/ink" xmlns:am3d="http://schemas.microsoft.com/office/drawing/2017/model3d" xmlns:o="urn:schemas-microsoft-com:office:office" xmlns:oel="http://schemas.microsoft.com/office/2019/extlst" xmlns:r="http://schemas.openxmlformats.org/officeDocument/2006/relationships" xmlns:m="http://schemas.openxmlformats.org/officeDocument/2006/math" xmlns:v="urn:schemas-microsoft-com:vml" xmlns:wp14="http://schemas.microsoft.com/office/word/2010/wordprocessingDrawing" xmlns:wp="http://schemas.openxmlformats.org/drawingml/2006/wordprocessingDrawing" xmlns:w10="urn:schemas-microsoft-com:office:word" xmlns:w="http://schemas.openxmlformats.org/wordprocessingml/2006/main" xmlns:w14="http://schemas.microsoft.com/office/word/2010/wordml" xmlns:w15="http://schemas.microsoft.com/office/word/2012/wordml" xmlns:w16cex="http://schemas.microsoft.com/office/word/2018/wordml/cex" xmlns:w16cid="http://schemas.microsoft.com/office/word/2016/wordml/cid" xmlns:w16="http://schemas.microsoft.com/office/word/2018/wordml" xmlns:w16du="http://schemas.microsoft.com/office/word/2023/wordml/word16du" xmlns:w16sdtdh="http://schemas.microsoft.com/office/word/2020/wordml/sdtdatahash" xmlns:w16se="http://schemas.microsoft.com/office/word/2015/wordml/symex" xmlns:wpg="http://schemas.microsoft.com/office/word/2010/wordprocessingGroup" xmlns:wpi="http://schemas.microsoft.com/office/word/2010/wordprocessingInk" xmlns:wne="http://schemas.microsoft.com/office/word/2006/wordml" xmlns:wps="http://schemas.microsoft.com/office/word/2010/wordprocessingShape" mc:Ignorable="w14 w15 w16se w16cid w16 w16cex w16sdtdh wp14">
+<w:endnotes xmlns:wpc="http://schemas.microsoft.com/office/word/2010/wordprocessingCanvas" xmlns:cx="http://schemas.microsoft.com/office/drawing/2014/chartex" xmlns:cx1="http://schemas.microsoft.com/office/drawing/2015/9/8/chartex" xmlns:cx2="http://schemas.microsoft.com/office/drawing/2015/10/21/chartex" xmlns:cx3="http://schemas.microsoft.com/office/drawing/2016/5/9/chartex" xmlns:cx4="http://schemas.microsoft.com/office/drawing/2016/5/10/chartex" xmlns:cx5="http://schemas.microsoft.com/office/drawing/2016/5/11/chartex" xmlns:cx6="http://schemas.microsoft.com/office/drawing/2016/5/12/chartex" xmlns:cx7="http://schemas.microsoft.com/office/drawing/2016/5/13/chartex" xmlns:cx8="http://schemas.microsoft.com/office/drawing/2016/5/14/chartex" xmlns:mc="http://schemas.openxmlformats.org/markup-compatibility/2006" xmlns:aink="http://schemas.microsoft.com/office/drawing/2016/ink" xmlns:am3d="http://schemas.microsoft.com/office/drawing/2017/model3d" xmlns:o="urn:schemas-microsoft-com:office:office" xmlns:oel="http://schemas.microsoft.com/office/2019/extlst" xmlns:r="http://schemas.openxmlformats.org/officeDocument/2006/relationships" xmlns:m="http://schemas.openxmlformats.org/officeDocument/2006/math" xmlns:v="urn:schemas-microsoft-com:vml" xmlns:wp14="http://schemas.microsoft.com/office/word/2010/wordprocessingDrawing" xmlns:wp="http://schemas.openxmlformats.org/drawingml/2006/wordprocessingDrawing" xmlns:w10="urn:schemas-microsoft-com:office:word" xmlns:w="http://schemas.openxmlformats.org/wordprocessingml/2006/main" xmlns:w14="http://schemas.microsoft.com/office/word/2010/wordml" xmlns:w15="http://schemas.microsoft.com/office/word/2012/wordml" xmlns:w16cex="http://schemas.microsoft.com/office/word/2018/wordml/cex" xmlns:w16cid="http://schemas.microsoft.com/office/word/2016/wordml/cid" xmlns:w16="http://schemas.microsoft.com/office/word/2018/wordml" xmlns:w16du="http://schemas.microsoft.com/office/word/2023/wordml/word16du" xmlns:w16sdtdh="http://schemas.microsoft.com/office/word/2020/wordml/sdtdatahash" xmlns:w16sdtfl="http://schemas.microsoft.com/office/word/2024/wordml/sdtformatlock" xmlns:w16se="http://schemas.microsoft.com/office/word/2015/wordml/symex" xmlns:wpg="http://schemas.microsoft.com/office/word/2010/wordprocessingGroup" xmlns:wpi="http://schemas.microsoft.com/office/word/2010/wordprocessingInk" xmlns:wne="http://schemas.microsoft.com/office/word/2006/wordml" xmlns:wps="http://schemas.microsoft.com/office/word/2010/wordprocessingShape" mc:Ignorable="w14 w15 w16se w16cid w16 w16cex w16sdtdh w16sdtfl w16du wp14">
   <w:endnote w:type="separator" w:id="-1">
     <w:p>
       <w:pPr>
@@ -3476,7 +3800,7 @@
 </file>
 
 <file path=word/footnotes.xml><?xml version="1.0" encoding="utf-8"?>
-<w:footnotes xmlns:wpc="http://schemas.microsoft.com/office/word/2010/wordprocessingCanvas" xmlns:cx="http://schemas.microsoft.com/office/drawing/2014/chartex" xmlns:cx1="http://schemas.microsoft.com/office/drawing/2015/9/8/chartex" xmlns:cx2="http://schemas.microsoft.com/office/drawing/2015/10/21/chartex" xmlns:cx3="http://schemas.microsoft.com/office/drawing/2016/5/9/chartex" xmlns:cx4="http://schemas.microsoft.com/office/drawing/2016/5/10/chartex" xmlns:cx5="http://schemas.microsoft.com/office/drawing/2016/5/11/chartex" xmlns:cx6="http://schemas.microsoft.com/office/drawing/2016/5/12/chartex" xmlns:cx7="http://schemas.microsoft.com/office/drawing/2016/5/13/chartex" xmlns:cx8="http://schemas.microsoft.com/office/drawing/2016/5/14/chartex" xmlns:mc="http://schemas.openxmlformats.org/markup-compatibility/2006" xmlns:aink="http://schemas.microsoft.com/office/drawing/2016/ink" xmlns:am3d="http://schemas.microsoft.com/office/drawing/2017/model3d" xmlns:o="urn:schemas-microsoft-com:office:office" xmlns:oel="http://schemas.microsoft.com/office/2019/extlst" xmlns:r="http://schemas.openxmlformats.org/officeDocument/2006/relationships" xmlns:m="http://schemas.openxmlformats.org/officeDocument/2006/math" xmlns:v="urn:schemas-microsoft-com:vml" xmlns:wp14="http://schemas.microsoft.com/office/word/2010/wordprocessingDrawing" xmlns:wp="http://schemas.openxmlformats.org/drawingml/2006/wordprocessingDrawing" xmlns:w10="urn:schemas-microsoft-com:office:word" xmlns:w="http://schemas.openxmlformats.org/wordprocessingml/2006/main" xmlns:w14="http://schemas.microsoft.com/office/word/2010/wordml" xmlns:w15="http://schemas.microsoft.com/office/word/2012/wordml" xmlns:w16cex="http://schemas.microsoft.com/office/word/2018/wordml/cex" xmlns:w16cid="http://schemas.microsoft.com/office/word/2016/wordml/cid" xmlns:w16="http://schemas.microsoft.com/office/word/2018/wordml" xmlns:w16du="http://schemas.microsoft.com/office/word/2023/wordml/word16du" xmlns:w16sdtdh="http://schemas.microsoft.com/office/word/2020/wordml/sdtdatahash" xmlns:w16se="http://schemas.microsoft.com/office/word/2015/wordml/symex" xmlns:wpg="http://schemas.microsoft.com/office/word/2010/wordprocessingGroup" xmlns:wpi="http://schemas.microsoft.com/office/word/2010/wordprocessingInk" xmlns:wne="http://schemas.microsoft.com/office/word/2006/wordml" xmlns:wps="http://schemas.microsoft.com/office/word/2010/wordprocessingShape" mc:Ignorable="w14 w15 w16se w16cid w16 w16cex w16sdtdh wp14">
+<w:footnotes xmlns:wpc="http://schemas.microsoft.com/office/word/2010/wordprocessingCanvas" xmlns:cx="http://schemas.microsoft.com/office/drawing/2014/chartex" xmlns:cx1="http://schemas.microsoft.com/office/drawing/2015/9/8/chartex" xmlns:cx2="http://schemas.microsoft.com/office/drawing/2015/10/21/chartex" xmlns:cx3="http://schemas.microsoft.com/office/drawing/2016/5/9/chartex" xmlns:cx4="http://schemas.microsoft.com/office/drawing/2016/5/10/chartex" xmlns:cx5="http://schemas.microsoft.com/office/drawing/2016/5/11/chartex" xmlns:cx6="http://schemas.microsoft.com/office/drawing/2016/5/12/chartex" xmlns:cx7="http://schemas.microsoft.com/office/drawing/2016/5/13/chartex" xmlns:cx8="http://schemas.microsoft.com/office/drawing/2016/5/14/chartex" xmlns:mc="http://schemas.openxmlformats.org/markup-compatibility/2006" xmlns:aink="http://schemas.microsoft.com/office/drawing/2016/ink" xmlns:am3d="http://schemas.microsoft.com/office/drawing/2017/model3d" xmlns:o="urn:schemas-microsoft-com:office:office" xmlns:oel="http://schemas.microsoft.com/office/2019/extlst" xmlns:r="http://schemas.openxmlformats.org/officeDocument/2006/relationships" xmlns:m="http://schemas.openxmlformats.org/officeDocument/2006/math" xmlns:v="urn:schemas-microsoft-com:vml" xmlns:wp14="http://schemas.microsoft.com/office/word/2010/wordprocessingDrawing" xmlns:wp="http://schemas.openxmlformats.org/drawingml/2006/wordprocessingDrawing" xmlns:w10="urn:schemas-microsoft-com:office:word" xmlns:w="http://schemas.openxmlformats.org/wordprocessingml/2006/main" xmlns:w14="http://schemas.microsoft.com/office/word/2010/wordml" xmlns:w15="http://schemas.microsoft.com/office/word/2012/wordml" xmlns:w16cex="http://schemas.microsoft.com/office/word/2018/wordml/cex" xmlns:w16cid="http://schemas.microsoft.com/office/word/2016/wordml/cid" xmlns:w16="http://schemas.microsoft.com/office/word/2018/wordml" xmlns:w16du="http://schemas.microsoft.com/office/word/2023/wordml/word16du" xmlns:w16sdtdh="http://schemas.microsoft.com/office/word/2020/wordml/sdtdatahash" xmlns:w16sdtfl="http://schemas.microsoft.com/office/word/2024/wordml/sdtformatlock" xmlns:w16se="http://schemas.microsoft.com/office/word/2015/wordml/symex" xmlns:wpg="http://schemas.microsoft.com/office/word/2010/wordprocessingGroup" xmlns:wpi="http://schemas.microsoft.com/office/word/2010/wordprocessingInk" xmlns:wne="http://schemas.microsoft.com/office/word/2006/wordml" xmlns:wps="http://schemas.microsoft.com/office/word/2010/wordprocessingShape" mc:Ignorable="w14 w15 w16se w16cid w16 w16cex w16sdtdh w16sdtfl w16du wp14">
   <w:footnote w:type="separator" w:id="-1">
     <w:p>
       <w:pPr>
@@ -3501,7 +3825,7 @@
 </file>
 
 <file path=word/numbering.xml><?xml version="1.0" encoding="utf-8"?>
-<w:numbering xmlns:wpc="http://schemas.microsoft.com/office/word/2010/wordprocessingCanvas" xmlns:cx="http://schemas.microsoft.com/office/drawing/2014/chartex" xmlns:cx1="http://schemas.microsoft.com/office/drawing/2015/9/8/chartex" xmlns:cx2="http://schemas.microsoft.com/office/drawing/2015/10/21/chartex" xmlns:cx3="http://schemas.microsoft.com/office/drawing/2016/5/9/chartex" xmlns:cx4="http://schemas.microsoft.com/office/drawing/2016/5/10/chartex" xmlns:cx5="http://schemas.microsoft.com/office/drawing/2016/5/11/chartex" xmlns:cx6="http://schemas.microsoft.com/office/drawing/2016/5/12/chartex" xmlns:cx7="http://schemas.microsoft.com/office/drawing/2016/5/13/chartex" xmlns:cx8="http://schemas.microsoft.com/office/drawing/2016/5/14/chartex" xmlns:mc="http://schemas.openxmlformats.org/markup-compatibility/2006" xmlns:aink="http://schemas.microsoft.com/office/drawing/2016/ink" xmlns:am3d="http://schemas.microsoft.com/office/drawing/2017/model3d" xmlns:o="urn:schemas-microsoft-com:office:office" xmlns:oel="http://schemas.microsoft.com/office/2019/extlst" xmlns:r="http://schemas.openxmlformats.org/officeDocument/2006/relationships" xmlns:m="http://schemas.openxmlformats.org/officeDocument/2006/math" xmlns:v="urn:schemas-microsoft-com:vml" xmlns:wp14="http://schemas.microsoft.com/office/word/2010/wordprocessingDrawing" xmlns:wp="http://schemas.openxmlformats.org/drawingml/2006/wordprocessingDrawing" xmlns:w10="urn:schemas-microsoft-com:office:word" xmlns:w="http://schemas.openxmlformats.org/wordprocessingml/2006/main" xmlns:w14="http://schemas.microsoft.com/office/word/2010/wordml" xmlns:w15="http://schemas.microsoft.com/office/word/2012/wordml" xmlns:w16cex="http://schemas.microsoft.com/office/word/2018/wordml/cex" xmlns:w16cid="http://schemas.microsoft.com/office/word/2016/wordml/cid" xmlns:w16="http://schemas.microsoft.com/office/word/2018/wordml" xmlns:w16du="http://schemas.microsoft.com/office/word/2023/wordml/word16du" xmlns:w16sdtdh="http://schemas.microsoft.com/office/word/2020/wordml/sdtdatahash" xmlns:w16se="http://schemas.microsoft.com/office/word/2015/wordml/symex" xmlns:wpg="http://schemas.microsoft.com/office/word/2010/wordprocessingGroup" xmlns:wpi="http://schemas.microsoft.com/office/word/2010/wordprocessingInk" xmlns:wne="http://schemas.microsoft.com/office/word/2006/wordml" xmlns:wps="http://schemas.microsoft.com/office/word/2010/wordprocessingShape" mc:Ignorable="w14 w15 w16se w16cid w16 w16cex w16sdtdh wp14">
+<w:numbering xmlns:wpc="http://schemas.microsoft.com/office/word/2010/wordprocessingCanvas" xmlns:cx="http://schemas.microsoft.com/office/drawing/2014/chartex" xmlns:cx1="http://schemas.microsoft.com/office/drawing/2015/9/8/chartex" xmlns:cx2="http://schemas.microsoft.com/office/drawing/2015/10/21/chartex" xmlns:cx3="http://schemas.microsoft.com/office/drawing/2016/5/9/chartex" xmlns:cx4="http://schemas.microsoft.com/office/drawing/2016/5/10/chartex" xmlns:cx5="http://schemas.microsoft.com/office/drawing/2016/5/11/chartex" xmlns:cx6="http://schemas.microsoft.com/office/drawing/2016/5/12/chartex" xmlns:cx7="http://schemas.microsoft.com/office/drawing/2016/5/13/chartex" xmlns:cx8="http://schemas.microsoft.com/office/drawing/2016/5/14/chartex" xmlns:mc="http://schemas.openxmlformats.org/markup-compatibility/2006" xmlns:aink="http://schemas.microsoft.com/office/drawing/2016/ink" xmlns:am3d="http://schemas.microsoft.com/office/drawing/2017/model3d" xmlns:o="urn:schemas-microsoft-com:office:office" xmlns:oel="http://schemas.microsoft.com/office/2019/extlst" xmlns:r="http://schemas.openxmlformats.org/officeDocument/2006/relationships" xmlns:m="http://schemas.openxmlformats.org/officeDocument/2006/math" xmlns:v="urn:schemas-microsoft-com:vml" xmlns:wp14="http://schemas.microsoft.com/office/word/2010/wordprocessingDrawing" xmlns:wp="http://schemas.openxmlformats.org/drawingml/2006/wordprocessingDrawing" xmlns:w10="urn:schemas-microsoft-com:office:word" xmlns:w="http://schemas.openxmlformats.org/wordprocessingml/2006/main" xmlns:w14="http://schemas.microsoft.com/office/word/2010/wordml" xmlns:w15="http://schemas.microsoft.com/office/word/2012/wordml" xmlns:w16cex="http://schemas.microsoft.com/office/word/2018/wordml/cex" xmlns:w16cid="http://schemas.microsoft.com/office/word/2016/wordml/cid" xmlns:w16="http://schemas.microsoft.com/office/word/2018/wordml" xmlns:w16du="http://schemas.microsoft.com/office/word/2023/wordml/word16du" xmlns:w16sdtdh="http://schemas.microsoft.com/office/word/2020/wordml/sdtdatahash" xmlns:w16sdtfl="http://schemas.microsoft.com/office/word/2024/wordml/sdtformatlock" xmlns:w16se="http://schemas.microsoft.com/office/word/2015/wordml/symex" xmlns:wpg="http://schemas.microsoft.com/office/word/2010/wordprocessingGroup" xmlns:wpi="http://schemas.microsoft.com/office/word/2010/wordprocessingInk" xmlns:wne="http://schemas.microsoft.com/office/word/2006/wordml" xmlns:wps="http://schemas.microsoft.com/office/word/2010/wordprocessingShape" mc:Ignorable="w14 w15 w16se w16cid w16 w16cex w16sdtdh w16sdtfl w16du wp14">
   <w:abstractNum w:abstractNumId="0" w15:restartNumberingAfterBreak="0">
     <w:nsid w:val="00000001"/>
     <w:multiLevelType w:val="hybridMultilevel"/>
@@ -6181,11 +6505,59 @@
   <w:num w:numId="19" w16cid:durableId="1310209816">
     <w:abstractNumId w:val="18"/>
   </w:num>
+  <w:num w:numId="20" w16cid:durableId="1032921721">
+    <w:abstractNumId w:val="15"/>
+    <w:lvlOverride w:ilvl="0"/>
+    <w:lvlOverride w:ilvl="1"/>
+    <w:lvlOverride w:ilvl="2"/>
+    <w:lvlOverride w:ilvl="3"/>
+    <w:lvlOverride w:ilvl="4"/>
+    <w:lvlOverride w:ilvl="5"/>
+    <w:lvlOverride w:ilvl="6"/>
+    <w:lvlOverride w:ilvl="7"/>
+    <w:lvlOverride w:ilvl="8"/>
+  </w:num>
+  <w:num w:numId="21" w16cid:durableId="1184322136">
+    <w:abstractNumId w:val="16"/>
+    <w:lvlOverride w:ilvl="0"/>
+    <w:lvlOverride w:ilvl="1"/>
+    <w:lvlOverride w:ilvl="2"/>
+    <w:lvlOverride w:ilvl="3"/>
+    <w:lvlOverride w:ilvl="4"/>
+    <w:lvlOverride w:ilvl="5"/>
+    <w:lvlOverride w:ilvl="6"/>
+    <w:lvlOverride w:ilvl="7"/>
+    <w:lvlOverride w:ilvl="8"/>
+  </w:num>
+  <w:num w:numId="22" w16cid:durableId="118573664">
+    <w:abstractNumId w:val="17"/>
+    <w:lvlOverride w:ilvl="0"/>
+    <w:lvlOverride w:ilvl="1"/>
+    <w:lvlOverride w:ilvl="2"/>
+    <w:lvlOverride w:ilvl="3"/>
+    <w:lvlOverride w:ilvl="4"/>
+    <w:lvlOverride w:ilvl="5"/>
+    <w:lvlOverride w:ilvl="6"/>
+    <w:lvlOverride w:ilvl="7"/>
+    <w:lvlOverride w:ilvl="8"/>
+  </w:num>
+  <w:num w:numId="23" w16cid:durableId="877356276">
+    <w:abstractNumId w:val="18"/>
+    <w:lvlOverride w:ilvl="0"/>
+    <w:lvlOverride w:ilvl="1"/>
+    <w:lvlOverride w:ilvl="2"/>
+    <w:lvlOverride w:ilvl="3"/>
+    <w:lvlOverride w:ilvl="4"/>
+    <w:lvlOverride w:ilvl="5"/>
+    <w:lvlOverride w:ilvl="6"/>
+    <w:lvlOverride w:ilvl="7"/>
+    <w:lvlOverride w:ilvl="8"/>
+  </w:num>
 </w:numbering>
 </file>
 
 <file path=word/styles.xml><?xml version="1.0" encoding="utf-8"?>
-<w:styles xmlns:mc="http://schemas.openxmlformats.org/markup-compatibility/2006" xmlns:r="http://schemas.openxmlformats.org/officeDocument/2006/relationships" xmlns:w="http://schemas.openxmlformats.org/wordprocessingml/2006/main" xmlns:w14="http://schemas.microsoft.com/office/word/2010/wordml" xmlns:w15="http://schemas.microsoft.com/office/word/2012/wordml" xmlns:w16cex="http://schemas.microsoft.com/office/word/2018/wordml/cex" xmlns:w16cid="http://schemas.microsoft.com/office/word/2016/wordml/cid" xmlns:w16="http://schemas.microsoft.com/office/word/2018/wordml" xmlns:w16sdtdh="http://schemas.microsoft.com/office/word/2020/wordml/sdtdatahash" xmlns:w16se="http://schemas.microsoft.com/office/word/2015/wordml/symex" mc:Ignorable="w14 w15 w16se w16cid w16 w16cex w16sdtdh">
+<w:styles xmlns:mc="http://schemas.openxmlformats.org/markup-compatibility/2006" xmlns:r="http://schemas.openxmlformats.org/officeDocument/2006/relationships" xmlns:w="http://schemas.openxmlformats.org/wordprocessingml/2006/main" xmlns:w14="http://schemas.microsoft.com/office/word/2010/wordml" xmlns:w15="http://schemas.microsoft.com/office/word/2012/wordml" xmlns:w16cex="http://schemas.microsoft.com/office/word/2018/wordml/cex" xmlns:w16cid="http://schemas.microsoft.com/office/word/2016/wordml/cid" xmlns:w16="http://schemas.microsoft.com/office/word/2018/wordml" xmlns:w16du="http://schemas.microsoft.com/office/word/2023/wordml/word16du" xmlns:w16sdtdh="http://schemas.microsoft.com/office/word/2020/wordml/sdtdatahash" xmlns:w16sdtfl="http://schemas.microsoft.com/office/word/2024/wordml/sdtformatlock" xmlns:w16se="http://schemas.microsoft.com/office/word/2015/wordml/symex" mc:Ignorable="w14 w15 w16se w16cid w16 w16cex w16sdtdh w16sdtfl w16du">
   <w:docDefaults>
     <w:rPrDefault>
       <w:rPr>
@@ -6576,7 +6948,7 @@
   <w:style w:type="paragraph" w:default="1" w:styleId="Normal">
     <w:name w:val="Normal"/>
     <w:qFormat/>
-    <w:rsid w:val="00805BCE"/>
+    <w:rsid w:val="00FA310D"/>
     <w:pPr>
       <w:spacing w:line="240" w:lineRule="atLeast"/>
       <w:textAlignment w:val="baseline"/>
